--- a/01_Termodinamica_TeoriaAtomicaPrecuantica/Summaries/Copy.docx
+++ b/01_Termodinamica_TeoriaAtomicaPrecuantica/Summaries/Copy.docx
@@ -66,9 +66,35 @@
           <w:rFonts w:ascii="Sitka Display" w:hAnsi="Sitka Display"/>
         </w:rPr>
         <w:br/>
-      </w:r>
-      <w:bookmarkStart w:id="1" w:name="_GoBack"/>
-      <w:bookmarkEnd w:id="1"/>
+        <w:t>Docente: Dr. Julio Eduardo Oliva Zapa</w:t>
+      </w:r>
+      <w:r>
+        <w:rPr>
+          <w:rFonts w:ascii="Sitka Display" w:hAnsi="Sitka Display"/>
+        </w:rPr>
+        <w:t>ta | Estudiante: Jorge Rodríguez Estay</w:t>
+      </w:r>
+      <w:r>
+        <w:rPr>
+          <w:rFonts w:ascii="Sitka Display" w:hAnsi="Sitka Display"/>
+        </w:rPr>
+        <w:t xml:space="preserve"> </w:t>
+      </w:r>
+    </w:p>
+    <w:p>
+      <w:pPr>
+        <w:pStyle w:val="Ttulo4"/>
+        <w:spacing w:before="0"/>
+        <w:rPr>
+          <w:rFonts w:ascii="Sitka Display" w:hAnsi="Sitka Display"/>
+        </w:rPr>
+      </w:pPr>
+      <w:r>
+        <w:rPr>
+          <w:rFonts w:ascii="Sitka Display" w:hAnsi="Sitka Display"/>
+        </w:rPr>
+        <w:t>25 de septiembre de 2026</w:t>
+      </w:r>
     </w:p>
     <w:p>
       <w:r>
@@ -81,7 +107,7 @@
       <w:pPr>
         <w:pStyle w:val="Ttulo2"/>
       </w:pPr>
-      <w:bookmarkStart w:id="2" w:name="resumen"/>
+      <w:bookmarkStart w:id="1" w:name="resumen"/>
       <w:r>
         <w:t>Resumen</w:t>
       </w:r>
@@ -291,8 +317,8 @@
       <w:pPr>
         <w:pStyle w:val="Ttulo2"/>
       </w:pPr>
-      <w:bookmarkStart w:id="3" w:name="contexto-histórico"/>
-      <w:bookmarkEnd w:id="2"/>
+      <w:bookmarkStart w:id="2" w:name="contexto-histórico"/>
+      <w:bookmarkEnd w:id="1"/>
       <w:r>
         <w:t>Contexto histórico</w:t>
       </w:r>
@@ -551,8 +577,8 @@
       <w:pPr>
         <w:pStyle w:val="Ttulo2"/>
       </w:pPr>
-      <w:bookmarkStart w:id="4" w:name="la-fórmula-de-boltzmann-s-k_b-ln-omega"/>
-      <w:bookmarkEnd w:id="3"/>
+      <w:bookmarkStart w:id="3" w:name="la-fórmula-de-boltzmann-s-k_b-ln-omega"/>
+      <w:bookmarkEnd w:id="2"/>
       <w:r>
         <w:lastRenderedPageBreak/>
         <w:t xml:space="preserve">1. La entropía </w:t>
@@ -735,7 +761,7 @@
         </w:rPr>
         <w:t>a termodinámica</w:t>
       </w:r>
-      <w:bookmarkStart w:id="5" w:name="derivación-completa"/>
+      <w:bookmarkStart w:id="4" w:name="derivación-completa"/>
       <w:r>
         <w:rPr>
           <w:lang w:eastAsia="zh-CN"/>
@@ -748,7 +774,14 @@
             <w:rFonts w:ascii="Cambria Math" w:hAnsi="Cambria Math"/>
             <w:lang w:eastAsia="zh-CN"/>
           </w:rPr>
-          <m:t xml:space="preserve">  dU=T dS-P dV ⇒ dS=</m:t>
+          <m:t xml:space="preserve">  </m:t>
+        </m:r>
+        <m:r>
+          <w:rPr>
+            <w:rFonts w:ascii="Cambria Math" w:hAnsi="Cambria Math"/>
+            <w:lang w:eastAsia="zh-CN"/>
+          </w:rPr>
+          <m:t>dU=T dS-P dV ⇒ dS=</m:t>
         </m:r>
         <m:f>
           <m:fPr>
@@ -1609,7 +1642,7 @@
         </m:d>
       </m:oMath>
     </w:p>
-    <w:bookmarkEnd w:id="5"/>
+    <w:bookmarkEnd w:id="4"/>
     <w:p>
       <w:pPr>
         <w:pStyle w:val="Ttulo2"/>
@@ -1870,7 +1903,7 @@
       <w:pPr>
         <w:pStyle w:val="FirstParagraph"/>
       </w:pPr>
-      <w:bookmarkStart w:id="6" w:name="deducción-por-consistencia"/>
+      <w:bookmarkStart w:id="5" w:name="deducción-por-consistencia"/>
       <w:r>
         <w:t>La fórmula de Boltzmann se obtiene exigiendo que la función</w:t>
       </w:r>
@@ -3556,7 +3589,6 @@
         <w:pStyle w:val="FirstParagraph"/>
       </w:pPr>
       <w:r>
-        <w:lastRenderedPageBreak/>
         <w:t xml:space="preserve">Finalmente, eligiendo el estado fundamental sin degeneración </w:t>
       </w:r>
       <w:r>
@@ -3669,8 +3701,8 @@
           <w:lang w:val="es-ES"/>
         </w:rPr>
       </w:pPr>
-      <w:bookmarkStart w:id="7" w:name="X03554e57d5128abdc867b3310d2db9b6c1c477f"/>
-      <w:bookmarkEnd w:id="6"/>
+      <w:bookmarkStart w:id="6" w:name="X03554e57d5128abdc867b3310d2db9b6c1c477f"/>
+      <w:bookmarkEnd w:id="5"/>
       <w:r>
         <w:rPr>
           <w:rFonts w:asciiTheme="majorHAnsi" w:eastAsiaTheme="majorEastAsia" w:hAnsiTheme="majorHAnsi" w:cstheme="majorBidi"/>
@@ -3679,6 +3711,7 @@
           <w:color w:val="4F81BD" w:themeColor="accent1"/>
           <w:lang w:val="es-ES"/>
         </w:rPr>
+        <w:lastRenderedPageBreak/>
         <w:t>2.2 Verificación: expansión libre de un gas ideal</w:t>
       </w:r>
     </w:p>
@@ -4302,9 +4335,9 @@
       <w:pPr>
         <w:pStyle w:val="Ttulo2"/>
       </w:pPr>
-      <w:bookmarkStart w:id="8" w:name="X7974928d2139fed574be343a26ae68221746e49"/>
-      <w:bookmarkEnd w:id="4"/>
-      <w:bookmarkEnd w:id="7"/>
+      <w:bookmarkStart w:id="7" w:name="X7974928d2139fed574be343a26ae68221746e49"/>
+      <w:bookmarkEnd w:id="3"/>
+      <w:bookmarkEnd w:id="6"/>
       <w:r>
         <w:t>3. La paradoja de Gibbs y la indistinguibilidad de los átomos</w:t>
       </w:r>
@@ -4313,7 +4346,7 @@
       <w:pPr>
         <w:pStyle w:val="FirstParagraph"/>
       </w:pPr>
-      <w:bookmarkStart w:id="9" w:name="el-problema"/>
+      <w:bookmarkStart w:id="8" w:name="el-problema"/>
       <w:r>
         <w:t xml:space="preserve">El conteo clásico de microestados trata a cada partícula como individualmente distinguible, produciendo </w:t>
       </w:r>
@@ -5380,8 +5413,8 @@
       <w:pPr>
         <w:pStyle w:val="Ttulo3"/>
       </w:pPr>
-      <w:bookmarkStart w:id="10" w:name="X93eb5bee81c9725216782ac4cbbaba336dab9ce"/>
-      <w:bookmarkEnd w:id="9"/>
+      <w:bookmarkStart w:id="9" w:name="X93eb5bee81c9725216782ac4cbbaba336dab9ce"/>
+      <w:bookmarkEnd w:id="8"/>
       <w:r>
         <w:t>3.</w:t>
       </w:r>
@@ -5716,8 +5749,8 @@
         </w:rPr>
         <w:t xml:space="preserve"> </w:t>
       </w:r>
-      <w:bookmarkStart w:id="11" w:name="implicación-fundamental"/>
-      <w:bookmarkEnd w:id="10"/>
+      <w:bookmarkStart w:id="10" w:name="implicación-fundamental"/>
+      <w:bookmarkEnd w:id="9"/>
       <w:r>
         <w:t xml:space="preserve">donde </w:t>
       </w:r>
@@ -5843,11 +5876,7 @@
         <w:t xml:space="preserve"> </w:t>
       </w:r>
       <w:r>
-        <w:t xml:space="preserve">La indistinguibilidad de los átomos, introducida aquí como corrección </w:t>
-      </w:r>
-      <w:r>
-        <w:lastRenderedPageBreak/>
-        <w:t>estadística</w:t>
+        <w:t>La indistinguibilidad de los átomos, introducida aquí como corrección estadística</w:t>
       </w:r>
       <w:r>
         <w:t>,</w:t>
@@ -5903,10 +5932,11 @@
       <w:pPr>
         <w:pStyle w:val="Ttulo2"/>
       </w:pPr>
-      <w:bookmarkStart w:id="12" w:name="X78e177c4385b12dab59543a81569e064e9e24bb"/>
-      <w:bookmarkEnd w:id="8"/>
-      <w:bookmarkEnd w:id="11"/>
-      <w:r>
+      <w:bookmarkStart w:id="11" w:name="X78e177c4385b12dab59543a81569e064e9e24bb"/>
+      <w:bookmarkEnd w:id="7"/>
+      <w:bookmarkEnd w:id="10"/>
+      <w:r>
+        <w:lastRenderedPageBreak/>
         <w:t>4. La fórmula de Sackur-Tetrode: la constante de Planck en la entropía clásica</w:t>
       </w:r>
     </w:p>
@@ -6472,7 +6502,13 @@
             <w:rPr>
               <w:rFonts w:ascii="Cambria Math" w:hAnsi="Cambria Math"/>
             </w:rPr>
-            <m:t>=S</m:t>
+            <m:t>=</m:t>
+          </m:r>
+          <m:r>
+            <w:rPr>
+              <w:rFonts w:ascii="Cambria Math" w:hAnsi="Cambria Math"/>
+            </w:rPr>
+            <m:t>S</m:t>
           </m:r>
           <m:d>
             <m:dPr>
@@ -6487,7 +6523,37 @@
                 <w:rPr>
                   <w:rFonts w:ascii="Cambria Math" w:hAnsi="Cambria Math"/>
                 </w:rPr>
-                <m:t>2N,2V,T</m:t>
+                <m:t>2</m:t>
+              </m:r>
+              <m:r>
+                <w:rPr>
+                  <w:rFonts w:ascii="Cambria Math" w:hAnsi="Cambria Math"/>
+                </w:rPr>
+                <m:t>N</m:t>
+              </m:r>
+              <m:r>
+                <w:rPr>
+                  <w:rFonts w:ascii="Cambria Math" w:hAnsi="Cambria Math"/>
+                </w:rPr>
+                <m:t>,2</m:t>
+              </m:r>
+              <m:r>
+                <w:rPr>
+                  <w:rFonts w:ascii="Cambria Math" w:hAnsi="Cambria Math"/>
+                </w:rPr>
+                <m:t>V</m:t>
+              </m:r>
+              <m:r>
+                <w:rPr>
+                  <w:rFonts w:ascii="Cambria Math" w:hAnsi="Cambria Math"/>
+                </w:rPr>
+                <m:t>,</m:t>
+              </m:r>
+              <m:r>
+                <w:rPr>
+                  <w:rFonts w:ascii="Cambria Math" w:hAnsi="Cambria Math"/>
+                </w:rPr>
+                <m:t>T</m:t>
               </m:r>
             </m:e>
           </m:d>
@@ -6495,7 +6561,13 @@
             <w:rPr>
               <w:rFonts w:ascii="Cambria Math" w:hAnsi="Cambria Math"/>
             </w:rPr>
-            <m:t>-2S</m:t>
+            <m:t>-2</m:t>
+          </m:r>
+          <m:r>
+            <w:rPr>
+              <w:rFonts w:ascii="Cambria Math" w:hAnsi="Cambria Math"/>
+            </w:rPr>
+            <m:t>S</m:t>
           </m:r>
           <m:d>
             <m:dPr>
@@ -6510,7 +6582,31 @@
                 <w:rPr>
                   <w:rFonts w:ascii="Cambria Math" w:hAnsi="Cambria Math"/>
                 </w:rPr>
-                <m:t>N,V,T</m:t>
+                <m:t>N</m:t>
+              </m:r>
+              <m:r>
+                <w:rPr>
+                  <w:rFonts w:ascii="Cambria Math" w:hAnsi="Cambria Math"/>
+                </w:rPr>
+                <m:t>,</m:t>
+              </m:r>
+              <m:r>
+                <w:rPr>
+                  <w:rFonts w:ascii="Cambria Math" w:hAnsi="Cambria Math"/>
+                </w:rPr>
+                <m:t>V</m:t>
+              </m:r>
+              <m:r>
+                <w:rPr>
+                  <w:rFonts w:ascii="Cambria Math" w:hAnsi="Cambria Math"/>
+                </w:rPr>
+                <m:t>,</m:t>
+              </m:r>
+              <m:r>
+                <w:rPr>
+                  <w:rFonts w:ascii="Cambria Math" w:hAnsi="Cambria Math"/>
+                </w:rPr>
+                <m:t>T</m:t>
               </m:r>
             </m:e>
           </m:d>
@@ -6642,7 +6738,13 @@
           <w:rPr>
             <w:rFonts w:ascii="Cambria Math" w:hAnsi="Cambria Math"/>
           </w:rPr>
-          <m:t>T,</m:t>
+          <m:t>T</m:t>
+        </m:r>
+        <m:r>
+          <w:rPr>
+            <w:rFonts w:ascii="Cambria Math" w:hAnsi="Cambria Math"/>
+          </w:rPr>
+          <m:t>,</m:t>
         </m:r>
       </m:oMath>
       <w:r>
@@ -6869,7 +6971,10 @@
         <w:t>. El resultado es la distribución de Planck</w:t>
       </w:r>
       <w:r>
-        <w:t xml:space="preserve">, que a bajas frecuencias recupera </w:t>
+        <w:t xml:space="preserve">, </w:t>
+      </w:r>
+      <w:r>
+        <w:t xml:space="preserve">que a bajas frecuencias recupera </w:t>
       </w:r>
       <m:oMath>
         <m:sSub>
@@ -7026,11 +7131,7 @@
         </m:r>
       </m:oMath>
       <w:r>
-        <w:t xml:space="preserve"> en el gas anticipa la estadística de Bose-Einstein </w:t>
-      </w:r>
-      <w:r>
-        <w:lastRenderedPageBreak/>
-        <w:t xml:space="preserve">para fotones. La constante </w:t>
+        <w:t xml:space="preserve"> en el gas anticipa la estadística de Bose-Einstein para fotones. La constante </w:t>
       </w:r>
       <m:oMath>
         <m:r>
@@ -7064,9 +7165,10 @@
       <w:pPr>
         <w:pStyle w:val="Ttulo2"/>
       </w:pPr>
-      <w:bookmarkStart w:id="13" w:name="X3b4dbc2ec5f0ce51f801a3899006e092ece1488"/>
-      <w:bookmarkEnd w:id="12"/>
-      <w:r>
+      <w:bookmarkStart w:id="12" w:name="X3b4dbc2ec5f0ce51f801a3899006e092ece1488"/>
+      <w:bookmarkEnd w:id="11"/>
+      <w:r>
+        <w:lastRenderedPageBreak/>
         <w:t>6</w:t>
       </w:r>
       <w:r>
@@ -7085,7 +7187,7 @@
       <w:pPr>
         <w:pStyle w:val="Ttulo3"/>
       </w:pPr>
-      <w:bookmarkStart w:id="14" w:name="Xf0722e66c9d069ad6ae8db5204fd1a8bc4218f9"/>
+      <w:bookmarkStart w:id="13" w:name="Xf0722e66c9d069ad6ae8db5204fd1a8bc4218f9"/>
       <w:r>
         <w:t>6</w:t>
       </w:r>
@@ -7476,7 +7578,10 @@
         <w:t xml:space="preserve"> </w:t>
       </w:r>
       <w:r>
-        <w:t>que conecta la disipación macroscópica (</w:t>
+        <w:t xml:space="preserve">que </w:t>
+      </w:r>
+      <w:r>
+        <w:t>conecta la disipación macroscópica (</w:t>
       </w:r>
       <m:oMath>
         <m:r>
@@ -7550,8 +7655,8 @@
       <w:pPr>
         <w:pStyle w:val="Ttulo3"/>
       </w:pPr>
-      <w:bookmarkStart w:id="15" w:name="el-desplazamiento-cuadrático-medio"/>
-      <w:bookmarkEnd w:id="14"/>
+      <w:bookmarkStart w:id="14" w:name="el-desplazamiento-cuadrático-medio"/>
+      <w:bookmarkEnd w:id="13"/>
       <w:r>
         <w:t>6</w:t>
       </w:r>
@@ -7854,13 +7959,16 @@
       <w:pPr>
         <w:pStyle w:val="Ttulo3"/>
       </w:pPr>
-      <w:bookmarkStart w:id="16" w:name="X5a4fe64225c1e29d44dd31779e48dbd1bca94fa"/>
-      <w:bookmarkEnd w:id="15"/>
+      <w:bookmarkStart w:id="15" w:name="X5a4fe64225c1e29d44dd31779e48dbd1bca94fa"/>
+      <w:bookmarkEnd w:id="14"/>
       <w:r>
         <w:t>6</w:t>
       </w:r>
       <w:r>
-        <w:t xml:space="preserve">.3 Ejercicio: determinación de </w:t>
+        <w:t>.3 D</w:t>
+      </w:r>
+      <w:r>
+        <w:t xml:space="preserve">eterminación de </w:t>
       </w:r>
       <m:oMath>
         <m:sSub>
@@ -7904,7 +8012,10 @@
         <w:pStyle w:val="FirstParagraph"/>
       </w:pPr>
       <w:r>
-        <w:t>Jean Perrin realizó mediciones sistemáticas del movimiento browniano entre 1908 y 1909. Los datos típicos de sus experimentos son:</w:t>
+        <w:t>Jean Perrin realizó mediciones sistemáticas del movimien</w:t>
+      </w:r>
+      <w:r>
+        <w:t>to browniano entre 1908 y 1909.</w:t>
       </w:r>
     </w:p>
     <w:p>
@@ -7914,18 +8025,34 @@
           <w:ilvl w:val="0"/>
           <w:numId w:val="3"/>
         </w:numPr>
-      </w:pPr>
-      <w:r>
+        <w:rPr>
+          <w:sz w:val="20"/>
+          <w:szCs w:val="20"/>
+        </w:rPr>
+      </w:pPr>
+      <w:r>
+        <w:rPr>
+          <w:sz w:val="20"/>
+          <w:szCs w:val="20"/>
+        </w:rPr>
         <w:t xml:space="preserve">Temperatura: </w:t>
       </w:r>
       <m:oMath>
         <m:r>
+          <w:rPr>
+            <w:sz w:val="20"/>
+            <w:szCs w:val="20"/>
+          </w:rPr>
           <m:t>T=293 </m:t>
         </m:r>
         <m:r>
           <m:rPr>
             <m:nor/>
           </m:rPr>
+          <w:rPr>
+            <w:sz w:val="20"/>
+            <w:szCs w:val="20"/>
+          </w:rPr>
           <m:t>K</m:t>
         </m:r>
       </m:oMath>
@@ -7937,36 +8064,69 @@
           <w:ilvl w:val="0"/>
           <w:numId w:val="3"/>
         </w:numPr>
-      </w:pPr>
-      <w:r>
+        <w:rPr>
+          <w:sz w:val="20"/>
+          <w:szCs w:val="20"/>
+        </w:rPr>
+      </w:pPr>
+      <w:r>
+        <w:rPr>
+          <w:sz w:val="20"/>
+          <w:szCs w:val="20"/>
+        </w:rPr>
         <w:t xml:space="preserve">Viscosidad del agua: </w:t>
       </w:r>
       <m:oMath>
         <m:r>
+          <w:rPr>
+            <w:sz w:val="20"/>
+            <w:szCs w:val="20"/>
+          </w:rPr>
           <m:t>η=1,00×</m:t>
         </m:r>
         <m:sSup>
           <m:sSupPr>
-            <m:ctrlPr/>
+            <m:ctrlPr>
+              <w:rPr>
+                <w:sz w:val="20"/>
+                <w:szCs w:val="20"/>
+              </w:rPr>
+            </m:ctrlPr>
           </m:sSupPr>
           <m:e>
             <m:r>
+              <w:rPr>
+                <w:sz w:val="20"/>
+                <w:szCs w:val="20"/>
+              </w:rPr>
               <m:t>10</m:t>
             </m:r>
           </m:e>
           <m:sup>
             <m:r>
+              <w:rPr>
+                <w:sz w:val="20"/>
+                <w:szCs w:val="20"/>
+              </w:rPr>
               <m:t>-3</m:t>
             </m:r>
           </m:sup>
         </m:sSup>
         <m:r>
+          <w:rPr>
+            <w:sz w:val="20"/>
+            <w:szCs w:val="20"/>
+          </w:rPr>
           <m:t> </m:t>
         </m:r>
         <m:r>
           <m:rPr>
             <m:nor/>
           </m:rPr>
+          <w:rPr>
+            <w:sz w:val="20"/>
+            <w:szCs w:val="20"/>
+          </w:rPr>
           <m:t>Pa·s</m:t>
         </m:r>
       </m:oMath>
@@ -7978,45 +8138,86 @@
           <w:ilvl w:val="0"/>
           <w:numId w:val="3"/>
         </w:numPr>
-      </w:pPr>
-      <w:r>
-        <w:t xml:space="preserve">Radio de las partículas de gomaguta: </w:t>
+        <w:rPr>
+          <w:sz w:val="20"/>
+          <w:szCs w:val="20"/>
+        </w:rPr>
+      </w:pPr>
+      <w:r>
+        <w:rPr>
+          <w:sz w:val="20"/>
+          <w:szCs w:val="20"/>
+        </w:rPr>
+        <w:t xml:space="preserve">Radio de las partículas: </w:t>
       </w:r>
       <m:oMath>
         <m:r>
+          <w:rPr>
+            <w:sz w:val="20"/>
+            <w:szCs w:val="20"/>
+          </w:rPr>
           <m:t>r=0,50 μ</m:t>
         </m:r>
         <m:r>
           <m:rPr>
             <m:nor/>
           </m:rPr>
+          <w:rPr>
+            <w:sz w:val="20"/>
+            <w:szCs w:val="20"/>
+          </w:rPr>
           <m:t>m</m:t>
         </m:r>
         <m:r>
+          <w:rPr>
+            <w:sz w:val="20"/>
+            <w:szCs w:val="20"/>
+          </w:rPr>
           <m:t>=5,0×</m:t>
         </m:r>
         <m:sSup>
           <m:sSupPr>
-            <m:ctrlPr/>
+            <m:ctrlPr>
+              <w:rPr>
+                <w:sz w:val="20"/>
+                <w:szCs w:val="20"/>
+              </w:rPr>
+            </m:ctrlPr>
           </m:sSupPr>
           <m:e>
             <m:r>
+              <w:rPr>
+                <w:sz w:val="20"/>
+                <w:szCs w:val="20"/>
+              </w:rPr>
               <m:t>10</m:t>
             </m:r>
           </m:e>
           <m:sup>
             <m:r>
+              <w:rPr>
+                <w:sz w:val="20"/>
+                <w:szCs w:val="20"/>
+              </w:rPr>
               <m:t>-7</m:t>
             </m:r>
           </m:sup>
         </m:sSup>
         <m:r>
+          <w:rPr>
+            <w:sz w:val="20"/>
+            <w:szCs w:val="20"/>
+          </w:rPr>
           <m:t> </m:t>
         </m:r>
         <m:r>
           <m:rPr>
             <m:nor/>
           </m:rPr>
+          <w:rPr>
+            <w:sz w:val="20"/>
+            <w:szCs w:val="20"/>
+          </w:rPr>
           <m:t>m</m:t>
         </m:r>
       </m:oMath>
@@ -8028,19 +8229,34 @@
           <w:ilvl w:val="0"/>
           <w:numId w:val="3"/>
         </w:numPr>
-      </w:pPr>
-      <w:r>
-        <w:lastRenderedPageBreak/>
+        <w:rPr>
+          <w:sz w:val="20"/>
+          <w:szCs w:val="20"/>
+        </w:rPr>
+      </w:pPr>
+      <w:r>
+        <w:rPr>
+          <w:sz w:val="20"/>
+          <w:szCs w:val="20"/>
+        </w:rPr>
         <w:t xml:space="preserve">Tiempo de observación: </w:t>
       </w:r>
       <m:oMath>
         <m:r>
+          <w:rPr>
+            <w:sz w:val="20"/>
+            <w:szCs w:val="20"/>
+          </w:rPr>
           <m:t>t=30 </m:t>
         </m:r>
         <m:r>
           <m:rPr>
             <m:nor/>
           </m:rPr>
+          <w:rPr>
+            <w:sz w:val="20"/>
+            <w:szCs w:val="20"/>
+          </w:rPr>
           <m:t>s</m:t>
         </m:r>
       </m:oMath>
@@ -8052,64 +8268,123 @@
           <w:ilvl w:val="0"/>
           <w:numId w:val="3"/>
         </w:numPr>
-      </w:pPr>
-      <w:r>
+        <w:rPr>
+          <w:sz w:val="20"/>
+          <w:szCs w:val="20"/>
+        </w:rPr>
+      </w:pPr>
+      <w:r>
+        <w:rPr>
+          <w:sz w:val="20"/>
+          <w:szCs w:val="20"/>
+        </w:rPr>
         <w:t xml:space="preserve">Desplazamiento cuadrático medio medido: </w:t>
       </w:r>
       <m:oMath>
         <m:r>
+          <w:rPr>
+            <w:sz w:val="20"/>
+            <w:szCs w:val="20"/>
+          </w:rPr>
           <m:t>⟨</m:t>
         </m:r>
         <m:sSup>
           <m:sSupPr>
-            <m:ctrlPr/>
+            <m:ctrlPr>
+              <w:rPr>
+                <w:sz w:val="20"/>
+                <w:szCs w:val="20"/>
+              </w:rPr>
+            </m:ctrlPr>
           </m:sSupPr>
           <m:e>
             <m:r>
+              <w:rPr>
+                <w:sz w:val="20"/>
+                <w:szCs w:val="20"/>
+              </w:rPr>
               <m:t>x</m:t>
             </m:r>
           </m:e>
           <m:sup>
             <m:r>
+              <w:rPr>
+                <w:sz w:val="20"/>
+                <w:szCs w:val="20"/>
+              </w:rPr>
               <m:t>2</m:t>
             </m:r>
           </m:sup>
         </m:sSup>
         <m:r>
+          <w:rPr>
+            <w:sz w:val="20"/>
+            <w:szCs w:val="20"/>
+          </w:rPr>
           <m:t>⟩=2,60×</m:t>
         </m:r>
         <m:sSup>
           <m:sSupPr>
-            <m:ctrlPr/>
+            <m:ctrlPr>
+              <w:rPr>
+                <w:sz w:val="20"/>
+                <w:szCs w:val="20"/>
+              </w:rPr>
+            </m:ctrlPr>
           </m:sSupPr>
           <m:e>
             <m:r>
+              <w:rPr>
+                <w:sz w:val="20"/>
+                <w:szCs w:val="20"/>
+              </w:rPr>
               <m:t>10</m:t>
             </m:r>
           </m:e>
           <m:sup>
             <m:r>
+              <w:rPr>
+                <w:sz w:val="20"/>
+                <w:szCs w:val="20"/>
+              </w:rPr>
               <m:t>-11</m:t>
             </m:r>
           </m:sup>
         </m:sSup>
         <m:r>
+          <w:rPr>
+            <w:sz w:val="20"/>
+            <w:szCs w:val="20"/>
+          </w:rPr>
           <m:t> </m:t>
         </m:r>
         <m:sSup>
           <m:sSupPr>
-            <m:ctrlPr/>
+            <m:ctrlPr>
+              <w:rPr>
+                <w:sz w:val="20"/>
+                <w:szCs w:val="20"/>
+              </w:rPr>
+            </m:ctrlPr>
           </m:sSupPr>
           <m:e>
             <m:r>
               <m:rPr>
                 <m:nor/>
               </m:rPr>
+              <w:rPr>
+                <w:sz w:val="20"/>
+                <w:szCs w:val="20"/>
+              </w:rPr>
               <m:t>m</m:t>
             </m:r>
           </m:e>
           <m:sup>
             <m:r>
+              <w:rPr>
+                <w:sz w:val="20"/>
+                <w:szCs w:val="20"/>
+              </w:rPr>
               <m:t>2</m:t>
             </m:r>
           </m:sup>
@@ -8119,427 +8394,578 @@
     <w:p>
       <w:pPr>
         <w:pStyle w:val="FirstParagraph"/>
-      </w:pPr>
-      <w:r>
+        <w:rPr>
+          <w:sz w:val="22"/>
+        </w:rPr>
+      </w:pPr>
+      <w:r>
+        <w:rPr>
+          <w:sz w:val="22"/>
+        </w:rPr>
         <w:t>El cálculo se realiza en tres pasos:</w:t>
       </w:r>
     </w:p>
     <w:p>
       <w:pPr>
-        <w:pStyle w:val="Textoindependiente"/>
+        <w:pStyle w:val="FirstParagraph"/>
       </w:pPr>
       <w:r>
         <w:rPr>
           <w:b/>
           <w:bCs/>
         </w:rPr>
-        <w:t>Paso 1.</w:t>
-      </w:r>
-      <w:r>
-        <w:t xml:space="preserve"> Coeficiente de difusión experimental:</w:t>
-      </w:r>
+        <w:t>1</w:t>
+      </w:r>
+      <w:r>
+        <w:t xml:space="preserve">- </w:t>
+      </w:r>
+      <w:r>
+        <w:t>Coeficiente de difusión experimental:</w:t>
+      </w:r>
+      <w:r>
+        <w:t xml:space="preserve"> </w:t>
+      </w:r>
+      <m:oMath>
+        <m:r>
+          <w:rPr>
+            <w:rFonts w:ascii="Cambria Math" w:hAnsi="Cambria Math"/>
+          </w:rPr>
+          <m:t>D=</m:t>
+        </m:r>
+        <m:f>
+          <m:fPr>
+            <m:ctrlPr>
+              <w:rPr>
+                <w:rFonts w:ascii="Cambria Math" w:hAnsi="Cambria Math"/>
+              </w:rPr>
+            </m:ctrlPr>
+          </m:fPr>
+          <m:num>
+            <m:r>
+              <w:rPr>
+                <w:rFonts w:ascii="Cambria Math" w:hAnsi="Cambria Math"/>
+              </w:rPr>
+              <m:t>⟨</m:t>
+            </m:r>
+            <m:sSup>
+              <m:sSupPr>
+                <m:ctrlPr>
+                  <w:rPr>
+                    <w:rFonts w:ascii="Cambria Math" w:hAnsi="Cambria Math"/>
+                  </w:rPr>
+                </m:ctrlPr>
+              </m:sSupPr>
+              <m:e>
+                <m:r>
+                  <w:rPr>
+                    <w:rFonts w:ascii="Cambria Math" w:hAnsi="Cambria Math"/>
+                  </w:rPr>
+                  <m:t>x</m:t>
+                </m:r>
+              </m:e>
+              <m:sup>
+                <m:r>
+                  <w:rPr>
+                    <w:rFonts w:ascii="Cambria Math" w:hAnsi="Cambria Math"/>
+                  </w:rPr>
+                  <m:t>2</m:t>
+                </m:r>
+              </m:sup>
+            </m:sSup>
+            <m:r>
+              <w:rPr>
+                <w:rFonts w:ascii="Cambria Math" w:hAnsi="Cambria Math"/>
+              </w:rPr>
+              <m:t>⟩</m:t>
+            </m:r>
+          </m:num>
+          <m:den>
+            <m:r>
+              <w:rPr>
+                <w:rFonts w:ascii="Cambria Math" w:hAnsi="Cambria Math"/>
+              </w:rPr>
+              <m:t>2t</m:t>
+            </m:r>
+          </m:den>
+        </m:f>
+        <m:r>
+          <w:rPr>
+            <w:rFonts w:ascii="Cambria Math" w:hAnsi="Cambria Math"/>
+          </w:rPr>
+          <m:t>=</m:t>
+        </m:r>
+        <m:f>
+          <m:fPr>
+            <m:ctrlPr>
+              <w:rPr>
+                <w:rFonts w:ascii="Cambria Math" w:hAnsi="Cambria Math"/>
+              </w:rPr>
+            </m:ctrlPr>
+          </m:fPr>
+          <m:num>
+            <m:r>
+              <w:rPr>
+                <w:rFonts w:ascii="Cambria Math" w:hAnsi="Cambria Math"/>
+              </w:rPr>
+              <m:t>2,60×</m:t>
+            </m:r>
+            <m:sSup>
+              <m:sSupPr>
+                <m:ctrlPr>
+                  <w:rPr>
+                    <w:rFonts w:ascii="Cambria Math" w:hAnsi="Cambria Math"/>
+                  </w:rPr>
+                </m:ctrlPr>
+              </m:sSupPr>
+              <m:e>
+                <m:r>
+                  <w:rPr>
+                    <w:rFonts w:ascii="Cambria Math" w:hAnsi="Cambria Math"/>
+                  </w:rPr>
+                  <m:t>10</m:t>
+                </m:r>
+              </m:e>
+              <m:sup>
+                <m:r>
+                  <w:rPr>
+                    <w:rFonts w:ascii="Cambria Math" w:hAnsi="Cambria Math"/>
+                  </w:rPr>
+                  <m:t>-11</m:t>
+                </m:r>
+              </m:sup>
+            </m:sSup>
+          </m:num>
+          <m:den>
+            <m:r>
+              <w:rPr>
+                <w:rFonts w:ascii="Cambria Math" w:hAnsi="Cambria Math"/>
+              </w:rPr>
+              <m:t>2×30</m:t>
+            </m:r>
+          </m:den>
+        </m:f>
+        <m:r>
+          <w:rPr>
+            <w:rFonts w:ascii="Cambria Math" w:hAnsi="Cambria Math"/>
+          </w:rPr>
+          <m:t>=4,33×</m:t>
+        </m:r>
+        <m:sSup>
+          <m:sSupPr>
+            <m:ctrlPr>
+              <w:rPr>
+                <w:rFonts w:ascii="Cambria Math" w:hAnsi="Cambria Math"/>
+              </w:rPr>
+            </m:ctrlPr>
+          </m:sSupPr>
+          <m:e>
+            <m:r>
+              <w:rPr>
+                <w:rFonts w:ascii="Cambria Math" w:hAnsi="Cambria Math"/>
+              </w:rPr>
+              <m:t>10</m:t>
+            </m:r>
+          </m:e>
+          <m:sup>
+            <m:r>
+              <w:rPr>
+                <w:rFonts w:ascii="Cambria Math" w:hAnsi="Cambria Math"/>
+              </w:rPr>
+              <m:t>-13</m:t>
+            </m:r>
+          </m:sup>
+        </m:sSup>
+        <m:r>
+          <w:rPr>
+            <w:rFonts w:ascii="Cambria Math" w:hAnsi="Cambria Math"/>
+          </w:rPr>
+          <m:t> </m:t>
+        </m:r>
+        <m:sSup>
+          <m:sSupPr>
+            <m:ctrlPr>
+              <w:rPr>
+                <w:rFonts w:ascii="Cambria Math" w:hAnsi="Cambria Math"/>
+              </w:rPr>
+            </m:ctrlPr>
+          </m:sSupPr>
+          <m:e>
+            <m:r>
+              <m:rPr>
+                <m:nor/>
+              </m:rPr>
+              <m:t>m</m:t>
+            </m:r>
+          </m:e>
+          <m:sup>
+            <m:r>
+              <w:rPr>
+                <w:rFonts w:ascii="Cambria Math" w:hAnsi="Cambria Math"/>
+              </w:rPr>
+              <m:t>2</m:t>
+            </m:r>
+          </m:sup>
+        </m:sSup>
+        <m:r>
+          <w:rPr>
+            <w:rFonts w:ascii="Cambria Math" w:hAnsi="Cambria Math"/>
+          </w:rPr>
+          <m:t>/</m:t>
+        </m:r>
+        <m:r>
+          <m:rPr>
+            <m:nor/>
+          </m:rPr>
+          <m:t>s</m:t>
+        </m:r>
+        <m:r>
+          <w:rPr>
+            <w:rFonts w:ascii="Cambria Math" w:hAnsi="Cambria Math"/>
+          </w:rPr>
+          <m:t>.</m:t>
+        </m:r>
+      </m:oMath>
     </w:p>
     <w:p>
       <w:pPr>
-        <w:pStyle w:val="Textoindependiente"/>
-      </w:pPr>
-      <m:oMathPara>
-        <m:oMathParaPr>
-          <m:jc m:val="center"/>
-        </m:oMathParaPr>
-        <m:oMath>
-          <m:r>
-            <m:t>D=</m:t>
-          </m:r>
-          <m:f>
-            <m:fPr>
-              <m:ctrlPr/>
-            </m:fPr>
-            <m:num>
-              <m:r>
-                <m:t>⟨</m:t>
-              </m:r>
-              <m:sSup>
-                <m:sSupPr>
-                  <m:ctrlPr/>
-                </m:sSupPr>
-                <m:e>
-                  <m:r>
-                    <m:t>x</m:t>
-                  </m:r>
-                </m:e>
-                <m:sup>
-                  <m:r>
-                    <m:t>2</m:t>
-                  </m:r>
-                </m:sup>
-              </m:sSup>
-              <m:r>
-                <m:t>⟩</m:t>
-              </m:r>
-            </m:num>
-            <m:den>
-              <m:r>
-                <m:t>2t</m:t>
-              </m:r>
-            </m:den>
-          </m:f>
-          <m:r>
-            <m:t>=</m:t>
-          </m:r>
-          <m:f>
-            <m:fPr>
-              <m:ctrlPr/>
-            </m:fPr>
-            <m:num>
-              <m:r>
-                <m:t>2,60×</m:t>
-              </m:r>
-              <m:sSup>
-                <m:sSupPr>
-                  <m:ctrlPr/>
-                </m:sSupPr>
-                <m:e>
-                  <m:r>
-                    <m:t>10</m:t>
-                  </m:r>
-                </m:e>
-                <m:sup>
-                  <m:r>
-                    <m:t>-11</m:t>
-                  </m:r>
-                </m:sup>
-              </m:sSup>
-            </m:num>
-            <m:den>
-              <m:r>
-                <m:t>2×30</m:t>
-              </m:r>
-            </m:den>
-          </m:f>
-          <m:r>
-            <m:t>=4,33×</m:t>
-          </m:r>
-          <m:sSup>
-            <m:sSupPr>
-              <m:ctrlPr/>
-            </m:sSupPr>
-            <m:e>
-              <m:r>
-                <m:t>10</m:t>
-              </m:r>
-            </m:e>
-            <m:sup>
-              <m:r>
-                <m:t>-13</m:t>
-              </m:r>
-            </m:sup>
-          </m:sSup>
-          <m:r>
-            <m:t> </m:t>
-          </m:r>
-          <m:sSup>
-            <m:sSupPr>
-              <m:ctrlPr/>
-            </m:sSupPr>
-            <m:e>
-              <m:r>
-                <m:rPr>
-                  <m:nor/>
-                </m:rPr>
-                <m:t>m</m:t>
-              </m:r>
-            </m:e>
-            <m:sup>
-              <m:r>
-                <m:t>2</m:t>
-              </m:r>
-            </m:sup>
-          </m:sSup>
-          <m:r>
-            <m:t>/</m:t>
-          </m:r>
-          <m:r>
-            <m:rPr>
-              <m:nor/>
-            </m:rPr>
-            <m:t>s</m:t>
-          </m:r>
-          <m:r>
-            <m:t>.</m:t>
-          </m:r>
-        </m:oMath>
-      </m:oMathPara>
-    </w:p>
-    <w:p>
-      <w:pPr>
         <w:pStyle w:val="FirstParagraph"/>
+        <w:rPr>
+          <w:lang w:val="es-ES"/>
+        </w:rPr>
       </w:pPr>
       <w:r>
         <w:rPr>
           <w:b/>
           <w:bCs/>
         </w:rPr>
-        <w:t>Paso 2.</w:t>
-      </w:r>
-      <w:r>
-        <w:t xml:space="preserve"> Constante de Boltzmann a partir de la relación de Einstein:</w:t>
-      </w:r>
-    </w:p>
-    <w:p>
-      <w:pPr>
-        <w:pStyle w:val="Textoindependiente"/>
-        <w:rPr>
-          <w:lang w:val="en-GB"/>
-        </w:rPr>
-      </w:pPr>
-      <m:oMathPara>
-        <m:oMathParaPr>
-          <m:jc m:val="center"/>
-        </m:oMathParaPr>
-        <m:oMath>
-          <m:sSub>
-            <m:sSubPr>
-              <m:ctrlPr/>
-            </m:sSubPr>
-            <m:e>
-              <m:r>
-                <m:t>k</m:t>
-              </m:r>
-            </m:e>
-            <m:sub>
-              <m:r>
-                <m:t>B</m:t>
-              </m:r>
-            </m:sub>
-          </m:sSub>
-          <m:r>
-            <w:rPr>
-              <w:lang w:val="en-GB"/>
-            </w:rPr>
-            <m:t>=</m:t>
-          </m:r>
-          <m:f>
-            <m:fPr>
-              <m:ctrlPr/>
-            </m:fPr>
-            <m:num>
-              <m:r>
-                <w:rPr>
-                  <w:lang w:val="en-GB"/>
-                </w:rPr>
-                <m:t>6</m:t>
-              </m:r>
-              <m:r>
-                <m:t>πηrD</m:t>
-              </m:r>
-            </m:num>
-            <m:den>
-              <m:r>
-                <m:t>T</m:t>
-              </m:r>
-            </m:den>
-          </m:f>
-          <m:r>
-            <w:rPr>
-              <w:lang w:val="en-GB"/>
-            </w:rPr>
-            <m:t>=</m:t>
-          </m:r>
-          <m:f>
-            <m:fPr>
-              <m:ctrlPr/>
-            </m:fPr>
-            <m:num>
-              <m:r>
-                <w:rPr>
-                  <w:lang w:val="en-GB"/>
-                </w:rPr>
-                <m:t>6</m:t>
-              </m:r>
-              <m:r>
-                <m:t>π</m:t>
-              </m:r>
-              <m:r>
-                <w:rPr>
-                  <w:lang w:val="en-GB"/>
-                </w:rPr>
-                <m:t>×</m:t>
-              </m:r>
-              <m:d>
-                <m:dPr>
-                  <m:ctrlPr/>
-                </m:dPr>
-                <m:e>
-                  <m:r>
-                    <w:rPr>
-                      <w:lang w:val="en-GB"/>
-                    </w:rPr>
-                    <m:t>1,00×</m:t>
-                  </m:r>
-                  <m:sSup>
-                    <m:sSupPr>
-                      <m:ctrlPr/>
-                    </m:sSupPr>
-                    <m:e>
-                      <m:r>
-                        <w:rPr>
-                          <w:lang w:val="en-GB"/>
-                        </w:rPr>
-                        <m:t>10</m:t>
-                      </m:r>
-                    </m:e>
-                    <m:sup>
-                      <m:r>
-                        <w:rPr>
-                          <w:lang w:val="en-GB"/>
-                        </w:rPr>
-                        <m:t>-3</m:t>
-                      </m:r>
-                    </m:sup>
-                  </m:sSup>
-                </m:e>
-              </m:d>
-              <m:r>
-                <w:rPr>
-                  <w:lang w:val="en-GB"/>
-                </w:rPr>
-                <m:t>×</m:t>
-              </m:r>
-              <m:d>
-                <m:dPr>
-                  <m:ctrlPr/>
-                </m:dPr>
-                <m:e>
-                  <m:r>
-                    <w:rPr>
-                      <w:lang w:val="en-GB"/>
-                    </w:rPr>
-                    <m:t>5,0×</m:t>
-                  </m:r>
-                  <m:sSup>
-                    <m:sSupPr>
-                      <m:ctrlPr/>
-                    </m:sSupPr>
-                    <m:e>
-                      <m:r>
-                        <w:rPr>
-                          <w:lang w:val="en-GB"/>
-                        </w:rPr>
-                        <m:t>10</m:t>
-                      </m:r>
-                    </m:e>
-                    <m:sup>
-                      <m:r>
-                        <w:rPr>
-                          <w:lang w:val="en-GB"/>
-                        </w:rPr>
-                        <m:t>-7</m:t>
-                      </m:r>
-                    </m:sup>
-                  </m:sSup>
-                </m:e>
-              </m:d>
-              <m:r>
-                <w:rPr>
-                  <w:lang w:val="en-GB"/>
-                </w:rPr>
-                <m:t>×</m:t>
-              </m:r>
-              <m:d>
-                <m:dPr>
-                  <m:ctrlPr/>
-                </m:dPr>
-                <m:e>
-                  <m:r>
-                    <w:rPr>
-                      <w:lang w:val="en-GB"/>
-                    </w:rPr>
-                    <m:t>4,33×</m:t>
-                  </m:r>
-                  <m:sSup>
-                    <m:sSupPr>
-                      <m:ctrlPr/>
-                    </m:sSupPr>
-                    <m:e>
-                      <m:r>
-                        <w:rPr>
-                          <w:lang w:val="en-GB"/>
-                        </w:rPr>
-                        <m:t>10</m:t>
-                      </m:r>
-                    </m:e>
-                    <m:sup>
-                      <m:r>
-                        <w:rPr>
-                          <w:lang w:val="en-GB"/>
-                        </w:rPr>
-                        <m:t>-13</m:t>
-                      </m:r>
-                    </m:sup>
-                  </m:sSup>
-                </m:e>
-              </m:d>
-            </m:num>
-            <m:den>
-              <m:r>
-                <w:rPr>
-                  <w:lang w:val="en-GB"/>
-                </w:rPr>
-                <m:t>293</m:t>
-              </m:r>
-            </m:den>
-          </m:f>
-          <m:r>
-            <w:rPr>
-              <w:lang w:val="en-GB"/>
-            </w:rPr>
-            <m:t>≈1,39×</m:t>
-          </m:r>
-          <m:sSup>
-            <m:sSupPr>
-              <m:ctrlPr/>
-            </m:sSupPr>
-            <m:e>
-              <m:r>
-                <w:rPr>
-                  <w:lang w:val="en-GB"/>
-                </w:rPr>
-                <m:t>10</m:t>
-              </m:r>
-            </m:e>
-            <m:sup>
-              <m:r>
-                <w:rPr>
-                  <w:lang w:val="en-GB"/>
-                </w:rPr>
-                <m:t>-23</m:t>
-              </m:r>
-            </m:sup>
-          </m:sSup>
-          <m:r>
-            <w:rPr>
-              <w:lang w:val="en-GB"/>
-            </w:rPr>
-            <m:t> </m:t>
-          </m:r>
-          <m:r>
-            <m:rPr>
-              <m:nor/>
-            </m:rPr>
-            <w:rPr>
-              <w:lang w:val="en-GB"/>
-            </w:rPr>
-            <m:t>J/K</m:t>
-          </m:r>
-          <m:r>
-            <w:rPr>
-              <w:lang w:val="en-GB"/>
-            </w:rPr>
-            <m:t>.</m:t>
-          </m:r>
-        </m:oMath>
-      </m:oMathPara>
+        <w:lastRenderedPageBreak/>
+        <w:t>2-</w:t>
+      </w:r>
+      <w:r>
+        <w:t>Constante Boltzmann:</w:t>
+      </w:r>
+      <w:r>
+        <w:t xml:space="preserve"> </w:t>
+      </w:r>
+      <m:oMath>
+        <m:sSub>
+          <m:sSubPr>
+            <m:ctrlPr>
+              <w:rPr>
+                <w:rFonts w:ascii="Cambria Math" w:hAnsi="Cambria Math"/>
+              </w:rPr>
+            </m:ctrlPr>
+          </m:sSubPr>
+          <m:e>
+            <m:r>
+              <w:rPr>
+                <w:rFonts w:ascii="Cambria Math" w:hAnsi="Cambria Math"/>
+              </w:rPr>
+              <m:t>k</m:t>
+            </m:r>
+          </m:e>
+          <m:sub>
+            <m:r>
+              <w:rPr>
+                <w:rFonts w:ascii="Cambria Math" w:hAnsi="Cambria Math"/>
+              </w:rPr>
+              <m:t>B</m:t>
+            </m:r>
+          </m:sub>
+        </m:sSub>
+        <m:r>
+          <w:rPr>
+            <w:rFonts w:ascii="Cambria Math" w:hAnsi="Cambria Math"/>
+            <w:lang w:val="es-ES"/>
+          </w:rPr>
+          <m:t>=</m:t>
+        </m:r>
+        <m:f>
+          <m:fPr>
+            <m:ctrlPr>
+              <w:rPr>
+                <w:rFonts w:ascii="Cambria Math" w:hAnsi="Cambria Math"/>
+              </w:rPr>
+            </m:ctrlPr>
+          </m:fPr>
+          <m:num>
+            <m:r>
+              <w:rPr>
+                <w:rFonts w:ascii="Cambria Math" w:hAnsi="Cambria Math"/>
+                <w:lang w:val="es-ES"/>
+              </w:rPr>
+              <m:t>6</m:t>
+            </m:r>
+            <m:r>
+              <w:rPr>
+                <w:rFonts w:ascii="Cambria Math" w:hAnsi="Cambria Math"/>
+              </w:rPr>
+              <m:t>πηrD</m:t>
+            </m:r>
+          </m:num>
+          <m:den>
+            <m:r>
+              <w:rPr>
+                <w:rFonts w:ascii="Cambria Math" w:hAnsi="Cambria Math"/>
+              </w:rPr>
+              <m:t>T</m:t>
+            </m:r>
+          </m:den>
+        </m:f>
+        <m:r>
+          <w:rPr>
+            <w:rFonts w:ascii="Cambria Math" w:hAnsi="Cambria Math"/>
+            <w:lang w:val="es-ES"/>
+          </w:rPr>
+          <m:t>=</m:t>
+        </m:r>
+        <m:f>
+          <m:fPr>
+            <m:ctrlPr>
+              <w:rPr>
+                <w:rFonts w:ascii="Cambria Math" w:hAnsi="Cambria Math"/>
+              </w:rPr>
+            </m:ctrlPr>
+          </m:fPr>
+          <m:num>
+            <m:r>
+              <w:rPr>
+                <w:rFonts w:ascii="Cambria Math" w:hAnsi="Cambria Math"/>
+                <w:lang w:val="es-ES"/>
+              </w:rPr>
+              <m:t>6</m:t>
+            </m:r>
+            <m:r>
+              <w:rPr>
+                <w:rFonts w:ascii="Cambria Math" w:hAnsi="Cambria Math"/>
+              </w:rPr>
+              <m:t>π</m:t>
+            </m:r>
+            <m:r>
+              <w:rPr>
+                <w:rFonts w:ascii="Cambria Math" w:hAnsi="Cambria Math"/>
+                <w:lang w:val="es-ES"/>
+              </w:rPr>
+              <m:t>×</m:t>
+            </m:r>
+            <m:d>
+              <m:dPr>
+                <m:ctrlPr>
+                  <w:rPr>
+                    <w:rFonts w:ascii="Cambria Math" w:hAnsi="Cambria Math"/>
+                  </w:rPr>
+                </m:ctrlPr>
+              </m:dPr>
+              <m:e>
+                <m:r>
+                  <w:rPr>
+                    <w:rFonts w:ascii="Cambria Math" w:hAnsi="Cambria Math"/>
+                    <w:lang w:val="es-ES"/>
+                  </w:rPr>
+                  <m:t>1,00×</m:t>
+                </m:r>
+                <m:sSup>
+                  <m:sSupPr>
+                    <m:ctrlPr>
+                      <w:rPr>
+                        <w:rFonts w:ascii="Cambria Math" w:hAnsi="Cambria Math"/>
+                      </w:rPr>
+                    </m:ctrlPr>
+                  </m:sSupPr>
+                  <m:e>
+                    <m:r>
+                      <w:rPr>
+                        <w:rFonts w:ascii="Cambria Math" w:hAnsi="Cambria Math"/>
+                        <w:lang w:val="es-ES"/>
+                      </w:rPr>
+                      <m:t>10</m:t>
+                    </m:r>
+                  </m:e>
+                  <m:sup>
+                    <m:r>
+                      <w:rPr>
+                        <w:rFonts w:ascii="Cambria Math" w:hAnsi="Cambria Math"/>
+                        <w:lang w:val="es-ES"/>
+                      </w:rPr>
+                      <m:t>-3</m:t>
+                    </m:r>
+                  </m:sup>
+                </m:sSup>
+              </m:e>
+            </m:d>
+            <m:r>
+              <w:rPr>
+                <w:rFonts w:ascii="Cambria Math" w:hAnsi="Cambria Math"/>
+                <w:lang w:val="es-ES"/>
+              </w:rPr>
+              <m:t>×</m:t>
+            </m:r>
+            <m:d>
+              <m:dPr>
+                <m:ctrlPr>
+                  <w:rPr>
+                    <w:rFonts w:ascii="Cambria Math" w:hAnsi="Cambria Math"/>
+                  </w:rPr>
+                </m:ctrlPr>
+              </m:dPr>
+              <m:e>
+                <m:r>
+                  <w:rPr>
+                    <w:rFonts w:ascii="Cambria Math" w:hAnsi="Cambria Math"/>
+                    <w:lang w:val="es-ES"/>
+                  </w:rPr>
+                  <m:t>5,0×</m:t>
+                </m:r>
+                <m:sSup>
+                  <m:sSupPr>
+                    <m:ctrlPr>
+                      <w:rPr>
+                        <w:rFonts w:ascii="Cambria Math" w:hAnsi="Cambria Math"/>
+                      </w:rPr>
+                    </m:ctrlPr>
+                  </m:sSupPr>
+                  <m:e>
+                    <m:r>
+                      <w:rPr>
+                        <w:rFonts w:ascii="Cambria Math" w:hAnsi="Cambria Math"/>
+                        <w:lang w:val="es-ES"/>
+                      </w:rPr>
+                      <m:t>10</m:t>
+                    </m:r>
+                  </m:e>
+                  <m:sup>
+                    <m:r>
+                      <w:rPr>
+                        <w:rFonts w:ascii="Cambria Math" w:hAnsi="Cambria Math"/>
+                        <w:lang w:val="es-ES"/>
+                      </w:rPr>
+                      <m:t>-7</m:t>
+                    </m:r>
+                  </m:sup>
+                </m:sSup>
+              </m:e>
+            </m:d>
+            <m:r>
+              <w:rPr>
+                <w:rFonts w:ascii="Cambria Math" w:hAnsi="Cambria Math"/>
+                <w:lang w:val="es-ES"/>
+              </w:rPr>
+              <m:t>×</m:t>
+            </m:r>
+            <m:d>
+              <m:dPr>
+                <m:ctrlPr>
+                  <w:rPr>
+                    <w:rFonts w:ascii="Cambria Math" w:hAnsi="Cambria Math"/>
+                  </w:rPr>
+                </m:ctrlPr>
+              </m:dPr>
+              <m:e>
+                <m:r>
+                  <w:rPr>
+                    <w:rFonts w:ascii="Cambria Math" w:hAnsi="Cambria Math"/>
+                    <w:lang w:val="es-ES"/>
+                  </w:rPr>
+                  <m:t>4,33×</m:t>
+                </m:r>
+                <m:sSup>
+                  <m:sSupPr>
+                    <m:ctrlPr>
+                      <w:rPr>
+                        <w:rFonts w:ascii="Cambria Math" w:hAnsi="Cambria Math"/>
+                      </w:rPr>
+                    </m:ctrlPr>
+                  </m:sSupPr>
+                  <m:e>
+                    <m:r>
+                      <w:rPr>
+                        <w:rFonts w:ascii="Cambria Math" w:hAnsi="Cambria Math"/>
+                        <w:lang w:val="es-ES"/>
+                      </w:rPr>
+                      <m:t>10</m:t>
+                    </m:r>
+                  </m:e>
+                  <m:sup>
+                    <m:r>
+                      <w:rPr>
+                        <w:rFonts w:ascii="Cambria Math" w:hAnsi="Cambria Math"/>
+                        <w:lang w:val="es-ES"/>
+                      </w:rPr>
+                      <m:t>-13</m:t>
+                    </m:r>
+                  </m:sup>
+                </m:sSup>
+              </m:e>
+            </m:d>
+          </m:num>
+          <m:den>
+            <m:r>
+              <w:rPr>
+                <w:rFonts w:ascii="Cambria Math" w:hAnsi="Cambria Math"/>
+                <w:lang w:val="es-ES"/>
+              </w:rPr>
+              <m:t>293</m:t>
+            </m:r>
+          </m:den>
+        </m:f>
+        <m:r>
+          <w:rPr>
+            <w:rFonts w:ascii="Cambria Math" w:hAnsi="Cambria Math"/>
+            <w:lang w:val="es-ES"/>
+          </w:rPr>
+          <m:t>≈1,39×</m:t>
+        </m:r>
+        <m:sSup>
+          <m:sSupPr>
+            <m:ctrlPr>
+              <w:rPr>
+                <w:rFonts w:ascii="Cambria Math" w:hAnsi="Cambria Math"/>
+              </w:rPr>
+            </m:ctrlPr>
+          </m:sSupPr>
+          <m:e>
+            <m:r>
+              <w:rPr>
+                <w:rFonts w:ascii="Cambria Math" w:hAnsi="Cambria Math"/>
+                <w:lang w:val="es-ES"/>
+              </w:rPr>
+              <m:t>10</m:t>
+            </m:r>
+          </m:e>
+          <m:sup>
+            <m:r>
+              <w:rPr>
+                <w:rFonts w:ascii="Cambria Math" w:hAnsi="Cambria Math"/>
+                <w:lang w:val="es-ES"/>
+              </w:rPr>
+              <m:t>-23</m:t>
+            </m:r>
+          </m:sup>
+        </m:sSup>
+        <m:r>
+          <w:rPr>
+            <w:rFonts w:ascii="Cambria Math" w:hAnsi="Cambria Math"/>
+            <w:lang w:val="es-ES"/>
+          </w:rPr>
+          <m:t> </m:t>
+        </m:r>
+        <m:r>
+          <m:rPr>
+            <m:nor/>
+          </m:rPr>
+          <w:rPr>
+            <w:lang w:val="es-ES"/>
+          </w:rPr>
+          <m:t>J/K</m:t>
+        </m:r>
+        <m:r>
+          <w:rPr>
+            <w:rFonts w:ascii="Cambria Math" w:hAnsi="Cambria Math"/>
+            <w:lang w:val="es-ES"/>
+          </w:rPr>
+          <m:t>.</m:t>
+        </m:r>
+      </m:oMath>
     </w:p>
     <w:p>
       <w:pPr>
@@ -8550,273 +8976,13 @@
           <w:b/>
           <w:bCs/>
         </w:rPr>
-        <w:t>Paso 3.</w:t>
+        <w:t>3-</w:t>
       </w:r>
       <w:r>
         <w:t xml:space="preserve"> Número de Avogadro:</w:t>
       </w:r>
-    </w:p>
-    <w:p>
-      <w:pPr>
-        <w:pStyle w:val="Textoindependiente"/>
-      </w:pPr>
-      <m:oMathPara>
-        <m:oMathParaPr>
-          <m:jc m:val="center"/>
-        </m:oMathParaPr>
-        <m:oMath>
-          <m:sSub>
-            <m:sSubPr>
-              <m:ctrlPr/>
-            </m:sSubPr>
-            <m:e>
-              <m:r>
-                <m:t>N</m:t>
-              </m:r>
-            </m:e>
-            <m:sub>
-              <m:r>
-                <m:t>A</m:t>
-              </m:r>
-            </m:sub>
-          </m:sSub>
-          <m:r>
-            <m:t>=</m:t>
-          </m:r>
-          <m:f>
-            <m:fPr>
-              <m:ctrlPr/>
-            </m:fPr>
-            <m:num>
-              <m:r>
-                <m:t>R</m:t>
-              </m:r>
-            </m:num>
-            <m:den>
-              <m:sSub>
-                <m:sSubPr>
-                  <m:ctrlPr/>
-                </m:sSubPr>
-                <m:e>
-                  <m:r>
-                    <m:t>k</m:t>
-                  </m:r>
-                </m:e>
-                <m:sub>
-                  <m:r>
-                    <m:t>B</m:t>
-                  </m:r>
-                </m:sub>
-              </m:sSub>
-            </m:den>
-          </m:f>
-          <m:r>
-            <m:t>=</m:t>
-          </m:r>
-          <m:f>
-            <m:fPr>
-              <m:ctrlPr/>
-            </m:fPr>
-            <m:num>
-              <m:r>
-                <m:t>8,314</m:t>
-              </m:r>
-            </m:num>
-            <m:den>
-              <m:r>
-                <m:t>1,39×</m:t>
-              </m:r>
-              <m:sSup>
-                <m:sSupPr>
-                  <m:ctrlPr/>
-                </m:sSupPr>
-                <m:e>
-                  <m:r>
-                    <m:t>10</m:t>
-                  </m:r>
-                </m:e>
-                <m:sup>
-                  <m:r>
-                    <m:t>-23</m:t>
-                  </m:r>
-                </m:sup>
-              </m:sSup>
-            </m:den>
-          </m:f>
-          <m:r>
-            <m:t>≈5,98×</m:t>
-          </m:r>
-          <m:sSup>
-            <m:sSupPr>
-              <m:ctrlPr/>
-            </m:sSupPr>
-            <m:e>
-              <m:r>
-                <m:t>10</m:t>
-              </m:r>
-            </m:e>
-            <m:sup>
-              <m:r>
-                <m:t>23</m:t>
-              </m:r>
-            </m:sup>
-          </m:sSup>
-          <m:r>
-            <m:t> </m:t>
-          </m:r>
-          <m:sSup>
-            <m:sSupPr>
-              <m:ctrlPr/>
-            </m:sSupPr>
-            <m:e>
-              <m:r>
-                <m:rPr>
-                  <m:nor/>
-                </m:rPr>
-                <m:t>mol</m:t>
-              </m:r>
-            </m:e>
-            <m:sup>
-              <m:r>
-                <m:t>-1</m:t>
-              </m:r>
-            </m:sup>
-          </m:sSup>
-          <m:r>
-            <m:t>.</m:t>
-          </m:r>
-        </m:oMath>
-      </m:oMathPara>
-    </w:p>
-    <w:p>
-      <w:pPr>
-        <w:pStyle w:val="FirstParagraph"/>
-      </w:pPr>
-      <w:r>
-        <w:t>El resultado concuerda con el valor aceptado (</w:t>
-      </w:r>
-      <m:oMath>
-        <m:r>
-          <w:rPr>
-            <w:rFonts w:ascii="Cambria Math" w:hAnsi="Cambria Math"/>
-          </w:rPr>
-          <m:t>6,022×</m:t>
-        </m:r>
-        <m:sSup>
-          <m:sSupPr>
-            <m:ctrlPr>
-              <w:rPr>
-                <w:rFonts w:ascii="Cambria Math" w:hAnsi="Cambria Math"/>
-              </w:rPr>
-            </m:ctrlPr>
-          </m:sSupPr>
-          <m:e>
-            <m:r>
-              <w:rPr>
-                <w:rFonts w:ascii="Cambria Math" w:hAnsi="Cambria Math"/>
-              </w:rPr>
-              <m:t>10</m:t>
-            </m:r>
-          </m:e>
-          <m:sup>
-            <m:r>
-              <w:rPr>
-                <w:rFonts w:ascii="Cambria Math" w:hAnsi="Cambria Math"/>
-              </w:rPr>
-              <m:t>23</m:t>
-            </m:r>
-          </m:sup>
-        </m:sSup>
-        <m:r>
-          <w:rPr>
-            <w:rFonts w:ascii="Cambria Math" w:hAnsi="Cambria Math"/>
-          </w:rPr>
-          <m:t> </m:t>
-        </m:r>
-        <m:sSup>
-          <m:sSupPr>
-            <m:ctrlPr>
-              <w:rPr>
-                <w:rFonts w:ascii="Cambria Math" w:hAnsi="Cambria Math"/>
-              </w:rPr>
-            </m:ctrlPr>
-          </m:sSupPr>
-          <m:e>
-            <m:r>
-              <m:rPr>
-                <m:nor/>
-              </m:rPr>
-              <m:t>mol</m:t>
-            </m:r>
-          </m:e>
-          <m:sup>
-            <m:r>
-              <w:rPr>
-                <w:rFonts w:ascii="Cambria Math" w:hAnsi="Cambria Math"/>
-              </w:rPr>
-              <m:t>-1</m:t>
-            </m:r>
-          </m:sup>
-        </m:sSup>
-      </m:oMath>
-      <w:r>
-        <w:t>) con un error menor al 1%. Ante este acuerdo, Wilhelm Ostwald reconoció públicamente la existencia real de los átomos en 1908. Jean Perrin recibió el Premio Nobel de Física en 1926 por esta medición.</w:t>
-      </w:r>
-    </w:p>
-    <w:p>
-      <w:r>
-        <w:pict>
-          <v:rect id="_x0000_i1031" style="width:0;height:1.5pt" o:hralign="center" o:hrstd="t" o:hr="t"/>
-        </w:pict>
-      </w:r>
-    </w:p>
-    <w:p>
-      <w:pPr>
-        <w:pStyle w:val="Ttulo2"/>
-      </w:pPr>
-      <w:bookmarkStart w:id="17" w:name="conclusión"/>
-      <w:bookmarkEnd w:id="13"/>
-      <w:bookmarkEnd w:id="16"/>
-      <w:r>
-        <w:t>7</w:t>
-      </w:r>
-      <w:r>
-        <w:t>. Conclusión</w:t>
-      </w:r>
-    </w:p>
-    <w:p>
-      <w:pPr>
-        <w:pStyle w:val="FirstParagraph"/>
-      </w:pPr>
-      <w:r>
-        <w:t>El módulo responde una pregunta concreta: los átomos tienen existencia física real. El camino para llegar a esa respuesta es también el argumento central de la física del siglo XIX hacia el XX.</w:t>
-      </w:r>
-    </w:p>
-    <w:p>
-      <w:pPr>
-        <w:pStyle w:val="FirstParagraph"/>
-      </w:pPr>
-      <w:r>
-        <w:t xml:space="preserve">Boltzmann demostró que la entropía macroscópica de Clausius y el logaritmo del número de microestados son la misma cantidad, descritas a distinta escala. Al exigir que ese conteo sea internamente consistente, emergió una propiedad que nadie había anticipado: los átomos idénticos no son distinguibles. Gibbs formalizó esa exigencia, Sackur y Tetrode calcularon el resultado correcto, y al hacerlo introdujeron inevitablemente la constante de Planck </w:t>
-      </w:r>
-      <m:oMath>
-        <m:r>
-          <w:rPr>
-            <w:rFonts w:ascii="Cambria Math" w:hAnsi="Cambria Math"/>
-          </w:rPr>
-          <m:t>h</m:t>
-        </m:r>
-      </m:oMath>
-      <w:r>
-        <w:t xml:space="preserve"> en una fórmula puramente clásica. Esa constante ya estaba allí, escondida en la textura del espacio de fases, antes de que Planck la necesitara para resolver la catástrofe ultravioleta.</w:t>
-      </w:r>
-    </w:p>
-    <w:p>
-      <w:pPr>
-        <w:pStyle w:val="FirstParagraph"/>
-      </w:pPr>
-      <w:r>
-        <w:t xml:space="preserve">Einstein cerró el argumento convirtiéndolo en un número medible: el coeficiente de difusión de una partícula coloidal, que es inversamente proporcional al número de Avogadro y directamente proporcional a </w:t>
+      <w:r>
+        <w:t xml:space="preserve"> </w:t>
       </w:r>
       <m:oMath>
         <m:sSub>
@@ -8832,7 +8998,7 @@
               <w:rPr>
                 <w:rFonts w:ascii="Cambria Math" w:hAnsi="Cambria Math"/>
               </w:rPr>
-              <m:t>k</m:t>
+              <m:t>N</m:t>
             </m:r>
           </m:e>
           <m:sub>
@@ -8840,7 +9006,7 @@
               <w:rPr>
                 <w:rFonts w:ascii="Cambria Math" w:hAnsi="Cambria Math"/>
               </w:rPr>
-              <m:t>B</m:t>
+              <m:t>A</m:t>
             </m:r>
           </m:sub>
         </m:sSub>
@@ -8848,165 +9014,25 @@
           <w:rPr>
             <w:rFonts w:ascii="Cambria Math" w:hAnsi="Cambria Math"/>
           </w:rPr>
-          <m:t>T</m:t>
-        </m:r>
-      </m:oMath>
-      <w:r>
-        <w:t>. Perrin midió ese número con un microscopio ordinario.</w:t>
-      </w:r>
-    </w:p>
-    <w:p>
-      <w:pPr>
-        <w:pStyle w:val="FirstParagraph"/>
-      </w:pPr>
-      <w:r>
-        <w:t xml:space="preserve">Las mismas herramientas que prueban la existencia de los átomos —la estadística de microestados, la indistinguibilidad, la función de partición— apuntan directamente a la física cuántica del Módulo 2. La división por </w:t>
-      </w:r>
-      <m:oMath>
-        <m:r>
-          <w:rPr>
-            <w:rFonts w:ascii="Cambria Math" w:hAnsi="Cambria Math"/>
-          </w:rPr>
-          <m:t>N!</m:t>
-        </m:r>
-      </m:oMath>
-      <w:r>
-        <w:t xml:space="preserve"> de Gibbs anticipa la estadística de Bose-Einstein y Fermi-Dirac. La constante </w:t>
-      </w:r>
-      <m:oMath>
-        <m:r>
-          <w:rPr>
-            <w:rFonts w:ascii="Cambria Math" w:hAnsi="Cambria Math"/>
-          </w:rPr>
-          <m:t>h</m:t>
-        </m:r>
-      </m:oMath>
-      <w:r>
-        <w:t xml:space="preserve"> de Sackur-Tetrode es la misma que cuantiza la energía del oscilador de Planck. La termodinámica del siglo XIX no era un edificio terminado: sus propias ecuaciones señalaban los límites del modelo clásico y anunciaban la extensión que vendría.</w:t>
-      </w:r>
-    </w:p>
-    <w:p>
-      <w:r>
-        <w:lastRenderedPageBreak/>
-        <w:pict>
-          <v:rect id="_x0000_i1032" style="width:0;height:1.5pt" o:hralign="center" o:hrstd="t" o:hr="t"/>
-        </w:pict>
-      </w:r>
-    </w:p>
-    <w:p>
-      <w:pPr>
-        <w:pStyle w:val="Ttulo2"/>
-      </w:pPr>
-      <w:bookmarkStart w:id="18" w:name="cinco-preguntas-originales"/>
-      <w:bookmarkEnd w:id="17"/>
-      <w:r>
-        <w:t>8</w:t>
-      </w:r>
-      <w:r>
-        <w:t>. Cinco preguntas originales</w:t>
-      </w:r>
-    </w:p>
-    <w:p>
-      <w:pPr>
-        <w:pStyle w:val="FirstParagraph"/>
-      </w:pPr>
-      <w:r>
-        <w:t>Las siguientes preguntas no fueron planteadas explícitamente en la clase, pero se desprenden directamente de su contenido.</w:t>
-      </w:r>
-    </w:p>
-    <w:p>
-      <w:pPr>
-        <w:pStyle w:val="FirstParagraph"/>
-      </w:pPr>
-      <w:r>
-        <w:rPr>
-          <w:b/>
-          <w:bCs/>
-        </w:rPr>
-        <w:t>Pregunta 1.</w:t>
-      </w:r>
-      <w:r>
-        <w:t xml:space="preserve"> La corrección de Gibbs divide el conteo de microestados por </w:t>
-      </w:r>
-      <m:oMath>
-        <m:r>
-          <w:rPr>
-            <w:rFonts w:ascii="Cambria Math" w:hAnsi="Cambria Math"/>
-          </w:rPr>
-          <m:t>N!</m:t>
-        </m:r>
-      </m:oMath>
-      <w:r>
-        <w:t xml:space="preserve">, bajo el supuesto de que ningún par de partículas ocupa simultáneamente la misma celda de fase de volumen </w:t>
-      </w:r>
-      <m:oMath>
-        <m:sSup>
-          <m:sSupPr>
-            <m:ctrlPr>
-              <w:rPr>
-                <w:rFonts w:ascii="Cambria Math" w:hAnsi="Cambria Math"/>
-              </w:rPr>
-            </m:ctrlPr>
-          </m:sSupPr>
-          <m:e>
-            <m:r>
-              <w:rPr>
-                <w:rFonts w:ascii="Cambria Math" w:hAnsi="Cambria Math"/>
-              </w:rPr>
-              <m:t>h</m:t>
-            </m:r>
-          </m:e>
-          <m:sup>
-            <m:r>
-              <w:rPr>
-                <w:rFonts w:ascii="Cambria Math" w:hAnsi="Cambria Math"/>
-              </w:rPr>
-              <m:t>3</m:t>
-            </m:r>
-          </m:sup>
-        </m:sSup>
-      </m:oMath>
-      <w:r>
-        <w:t>. ¿Bajo qué condición física concreta deja de ser válido ese supuesto, y qué tipo de estadística reemplaza a la de Boltzmann en ese régimen?</w:t>
-      </w:r>
-    </w:p>
-    <w:p>
-      <w:pPr>
-        <w:pStyle w:val="FirstParagraph"/>
-      </w:pPr>
-      <w:r>
-        <w:rPr>
-          <w:iCs/>
-        </w:rPr>
-        <w:t>Contexto:</w:t>
-      </w:r>
-      <w:r>
-        <w:t xml:space="preserve"> Cuando la longitud de onda de De Broglie </w:t>
-      </w:r>
-      <m:oMath>
-        <m:r>
-          <w:rPr>
-            <w:rFonts w:ascii="Cambria Math" w:hAnsi="Cambria Math"/>
-          </w:rPr>
-          <m:t>λ=h/</m:t>
-        </m:r>
-        <m:rad>
-          <m:radPr>
-            <m:degHide m:val="1"/>
-            <m:ctrlPr>
-              <w:rPr>
-                <w:rFonts w:ascii="Cambria Math" w:hAnsi="Cambria Math"/>
-              </w:rPr>
-            </m:ctrlPr>
-          </m:radPr>
-          <m:deg/>
-          <m:e>
-            <m:r>
-              <w:rPr>
-                <w:rFonts w:ascii="Cambria Math" w:hAnsi="Cambria Math"/>
-              </w:rPr>
-              <m:t>2πm</m:t>
-            </m:r>
+          <m:t>=</m:t>
+        </m:r>
+        <m:f>
+          <m:fPr>
+            <m:ctrlPr>
+              <w:rPr>
+                <w:rFonts w:ascii="Cambria Math" w:hAnsi="Cambria Math"/>
+              </w:rPr>
+            </m:ctrlPr>
+          </m:fPr>
+          <m:num>
+            <m:r>
+              <w:rPr>
+                <w:rFonts w:ascii="Cambria Math" w:hAnsi="Cambria Math"/>
+              </w:rPr>
+              <m:t>R</m:t>
+            </m:r>
+          </m:num>
+          <m:den>
             <m:sSub>
               <m:sSubPr>
                 <m:ctrlPr>
@@ -9032,310 +9058,37 @@
                 </m:r>
               </m:sub>
             </m:sSub>
-            <m:r>
-              <w:rPr>
-                <w:rFonts w:ascii="Cambria Math" w:hAnsi="Cambria Math"/>
-              </w:rPr>
-              <m:t>T</m:t>
-            </m:r>
-          </m:e>
-        </m:rad>
-      </m:oMath>
-      <w:r>
-        <w:t xml:space="preserve"> es comparable al espaciado interparticular, las funciones de onda de las partículas se superponen y la probabilidad de colisión cuántica no es despreciable. En ese régimen, la estadística de Maxwell-Boltzmann colapsa: los fermiones (espín semientero) obedecen la estadística de Fermi-Dirac, que prohíbe que dos partículas compartan el mismo estado, y los bosones (espín entero) obedecen la estadística de Bose-Einstein, que lo favorece. Esta transición explica la superconductividad, la superfluidez del helio-4 y el comportamiento de los electrones en los metales.</w:t>
-      </w:r>
-    </w:p>
-    <w:p>
-      <w:pPr>
-        <w:pStyle w:val="FirstParagraph"/>
-      </w:pPr>
-      <w:r>
-        <w:rPr>
-          <w:b/>
-          <w:bCs/>
-        </w:rPr>
-        <w:t>Pregunta 2.</w:t>
-      </w:r>
-      <w:r>
-        <w:t xml:space="preserve"> La relación de Einstein </w:t>
-      </w:r>
-      <m:oMath>
-        <m:r>
-          <w:rPr>
-            <w:rFonts w:ascii="Cambria Math" w:hAnsi="Cambria Math"/>
-          </w:rPr>
-          <m:t>D=</m:t>
-        </m:r>
-        <m:sSub>
-          <m:sSubPr>
-            <m:ctrlPr>
-              <w:rPr>
-                <w:rFonts w:ascii="Cambria Math" w:hAnsi="Cambria Math"/>
-              </w:rPr>
-            </m:ctrlPr>
-          </m:sSubPr>
-          <m:e>
-            <m:r>
-              <w:rPr>
-                <w:rFonts w:ascii="Cambria Math" w:hAnsi="Cambria Math"/>
-              </w:rPr>
-              <m:t>k</m:t>
-            </m:r>
-          </m:e>
-          <m:sub>
-            <m:r>
-              <w:rPr>
-                <w:rFonts w:ascii="Cambria Math" w:hAnsi="Cambria Math"/>
-              </w:rPr>
-              <m:t>B</m:t>
-            </m:r>
-          </m:sub>
-        </m:sSub>
-        <m:r>
-          <w:rPr>
-            <w:rFonts w:ascii="Cambria Math" w:hAnsi="Cambria Math"/>
-          </w:rPr>
-          <m:t>T/</m:t>
-        </m:r>
-        <m:d>
-          <m:dPr>
-            <m:ctrlPr>
-              <w:rPr>
-                <w:rFonts w:ascii="Cambria Math" w:hAnsi="Cambria Math"/>
-              </w:rPr>
-            </m:ctrlPr>
-          </m:dPr>
-          <m:e>
-            <m:r>
-              <w:rPr>
-                <w:rFonts w:ascii="Cambria Math" w:hAnsi="Cambria Math"/>
-              </w:rPr>
-              <m:t>6πηr</m:t>
-            </m:r>
-          </m:e>
-        </m:d>
-      </m:oMath>
-      <w:r>
-        <w:t xml:space="preserve"> fue deducida para un fluido newtoniano, donde la fuerza de fricción sobre la partícula depende solo de su velocidad instantánea. ¿Cómo cambiaría la forma de </w:t>
-      </w:r>
-      <m:oMath>
-        <m:r>
-          <w:rPr>
-            <w:rFonts w:ascii="Cambria Math" w:hAnsi="Cambria Math"/>
-          </w:rPr>
-          <m:t>⟨</m:t>
-        </m:r>
-        <m:sSup>
-          <m:sSupPr>
-            <m:ctrlPr>
-              <w:rPr>
-                <w:rFonts w:ascii="Cambria Math" w:hAnsi="Cambria Math"/>
-              </w:rPr>
-            </m:ctrlPr>
-          </m:sSupPr>
-          <m:e>
-            <m:r>
-              <w:rPr>
-                <w:rFonts w:ascii="Cambria Math" w:hAnsi="Cambria Math"/>
-              </w:rPr>
-              <m:t>x</m:t>
-            </m:r>
-          </m:e>
-          <m:sup>
-            <m:r>
-              <w:rPr>
-                <w:rFonts w:ascii="Cambria Math" w:hAnsi="Cambria Math"/>
-              </w:rPr>
-              <m:t>2</m:t>
-            </m:r>
-          </m:sup>
-        </m:sSup>
-        <m:d>
-          <m:dPr>
-            <m:ctrlPr>
-              <w:rPr>
-                <w:rFonts w:ascii="Cambria Math" w:hAnsi="Cambria Math"/>
-              </w:rPr>
-            </m:ctrlPr>
-          </m:dPr>
-          <m:e>
-            <m:r>
-              <w:rPr>
-                <w:rFonts w:ascii="Cambria Math" w:hAnsi="Cambria Math"/>
-              </w:rPr>
-              <m:t>t</m:t>
-            </m:r>
-          </m:e>
-        </m:d>
-        <m:r>
-          <w:rPr>
-            <w:rFonts w:ascii="Cambria Math" w:hAnsi="Cambria Math"/>
-          </w:rPr>
-          <m:t>⟩</m:t>
-        </m:r>
-      </m:oMath>
-      <w:r>
-        <w:t xml:space="preserve"> si el fluido tuviera memoria viscoelástica, de modo que la fricción dependiera del historial de movimiento de la partícula?</w:t>
-      </w:r>
-    </w:p>
-    <w:p>
-      <w:pPr>
-        <w:pStyle w:val="FirstParagraph"/>
-      </w:pPr>
-      <w:r>
-        <w:rPr>
-          <w:iCs/>
-        </w:rPr>
-        <w:t>Contexto:</w:t>
-      </w:r>
-      <w:r>
-        <w:t xml:space="preserve"> En fluidos viscoelásticos (como el citoplasma celular o soluciones de polímeros), el desplazamiento cuadrático medio ya no crece linealmente con el tiempo sino como </w:t>
-      </w:r>
-      <m:oMath>
-        <m:r>
-          <w:rPr>
-            <w:rFonts w:ascii="Cambria Math" w:hAnsi="Cambria Math"/>
-          </w:rPr>
-          <m:t>⟨</m:t>
-        </m:r>
-        <m:sSup>
-          <m:sSupPr>
-            <m:ctrlPr>
-              <w:rPr>
-                <w:rFonts w:ascii="Cambria Math" w:hAnsi="Cambria Math"/>
-              </w:rPr>
-            </m:ctrlPr>
-          </m:sSupPr>
-          <m:e>
-            <m:r>
-              <w:rPr>
-                <w:rFonts w:ascii="Cambria Math" w:hAnsi="Cambria Math"/>
-              </w:rPr>
-              <m:t>x</m:t>
-            </m:r>
-          </m:e>
-          <m:sup>
-            <m:r>
-              <w:rPr>
-                <w:rFonts w:ascii="Cambria Math" w:hAnsi="Cambria Math"/>
-              </w:rPr>
-              <m:t>2</m:t>
-            </m:r>
-          </m:sup>
-        </m:sSup>
-        <m:d>
-          <m:dPr>
-            <m:ctrlPr>
-              <w:rPr>
-                <w:rFonts w:ascii="Cambria Math" w:hAnsi="Cambria Math"/>
-              </w:rPr>
-            </m:ctrlPr>
-          </m:dPr>
-          <m:e>
-            <m:r>
-              <w:rPr>
-                <w:rFonts w:ascii="Cambria Math" w:hAnsi="Cambria Math"/>
-              </w:rPr>
-              <m:t>t</m:t>
-            </m:r>
-          </m:e>
-        </m:d>
-        <m:r>
-          <w:rPr>
-            <w:rFonts w:ascii="Cambria Math" w:hAnsi="Cambria Math"/>
-          </w:rPr>
-          <m:t>⟩∝</m:t>
-        </m:r>
-        <m:sSup>
-          <m:sSupPr>
-            <m:ctrlPr>
-              <w:rPr>
-                <w:rFonts w:ascii="Cambria Math" w:hAnsi="Cambria Math"/>
-              </w:rPr>
-            </m:ctrlPr>
-          </m:sSupPr>
-          <m:e>
-            <m:r>
-              <w:rPr>
-                <w:rFonts w:ascii="Cambria Math" w:hAnsi="Cambria Math"/>
-              </w:rPr>
-              <m:t>t</m:t>
-            </m:r>
-          </m:e>
-          <m:sup>
-            <m:r>
-              <w:rPr>
-                <w:rFonts w:ascii="Cambria Math" w:hAnsi="Cambria Math"/>
-              </w:rPr>
-              <m:t>α</m:t>
-            </m:r>
-          </m:sup>
-        </m:sSup>
-      </m:oMath>
-      <w:r>
-        <w:t xml:space="preserve">, con </w:t>
-      </w:r>
-      <m:oMath>
-        <m:r>
-          <w:rPr>
-            <w:rFonts w:ascii="Cambria Math" w:hAnsi="Cambria Math"/>
-          </w:rPr>
-          <m:t>0&lt;α&lt;1</m:t>
-        </m:r>
-      </m:oMath>
-      <w:r>
-        <w:t>. Este régimen se llama subdifusión y tiene consecuencias directas en biofísica: el transporte de proteínas dentro de la célula es cualitativamente más lento que en un medio newtoniano.</w:t>
-      </w:r>
-    </w:p>
-    <w:p>
-      <w:pPr>
-        <w:pStyle w:val="FirstParagraph"/>
-      </w:pPr>
-      <w:r>
-        <w:rPr>
-          <w:b/>
-          <w:bCs/>
-        </w:rPr>
-        <w:t>Pregunta 3.</w:t>
-      </w:r>
-      <w:r>
-        <w:t xml:space="preserve"> La función de partición canónica </w:t>
-      </w:r>
-      <m:oMath>
-        <m:r>
-          <w:rPr>
-            <w:rFonts w:ascii="Cambria Math" w:hAnsi="Cambria Math"/>
-          </w:rPr>
-          <m:t>Z=</m:t>
-        </m:r>
-        <m:nary>
-          <m:naryPr>
-            <m:chr m:val="∑"/>
-            <m:limLoc m:val="undOvr"/>
-            <m:supHide m:val="1"/>
-            <m:ctrlPr>
-              <w:rPr>
-                <w:rFonts w:ascii="Cambria Math" w:hAnsi="Cambria Math"/>
-              </w:rPr>
-            </m:ctrlPr>
-          </m:naryPr>
-          <m:sub>
-            <m:r>
-              <w:rPr>
-                <w:rFonts w:ascii="Cambria Math" w:hAnsi="Cambria Math"/>
-              </w:rPr>
-              <m:t>i</m:t>
-            </m:r>
-          </m:sub>
-          <m:sup>
-            <m:r>
-              <w:rPr>
-                <w:rFonts w:ascii="Cambria Math" w:hAnsi="Cambria Math"/>
-              </w:rPr>
-              <m:t>​</m:t>
-            </m:r>
-          </m:sup>
-          <m:e>
+          </m:den>
+        </m:f>
+        <m:r>
+          <w:rPr>
+            <w:rFonts w:ascii="Cambria Math" w:hAnsi="Cambria Math"/>
+          </w:rPr>
+          <m:t>=</m:t>
+        </m:r>
+        <m:f>
+          <m:fPr>
+            <m:ctrlPr>
+              <w:rPr>
+                <w:rFonts w:ascii="Cambria Math" w:hAnsi="Cambria Math"/>
+              </w:rPr>
+            </m:ctrlPr>
+          </m:fPr>
+          <m:num>
+            <m:r>
+              <w:rPr>
+                <w:rFonts w:ascii="Cambria Math" w:hAnsi="Cambria Math"/>
+              </w:rPr>
+              <m:t>8,314</m:t>
+            </m:r>
+          </m:num>
+          <m:den>
+            <m:r>
+              <w:rPr>
+                <w:rFonts w:ascii="Cambria Math" w:hAnsi="Cambria Math"/>
+              </w:rPr>
+              <m:t>1,39×</m:t>
+            </m:r>
             <m:sSup>
               <m:sSupPr>
                 <m:ctrlPr>
@@ -9349,7 +9102,7 @@
                   <w:rPr>
                     <w:rFonts w:ascii="Cambria Math" w:hAnsi="Cambria Math"/>
                   </w:rPr>
-                  <m:t>e</m:t>
+                  <m:t>10</m:t>
                 </m:r>
               </m:e>
               <m:sup>
@@ -9357,143 +9110,18 @@
                   <w:rPr>
                     <w:rFonts w:ascii="Cambria Math" w:hAnsi="Cambria Math"/>
                   </w:rPr>
-                  <m:t>-</m:t>
-                </m:r>
-                <m:sSub>
-                  <m:sSubPr>
-                    <m:ctrlPr>
-                      <w:rPr>
-                        <w:rFonts w:ascii="Cambria Math" w:hAnsi="Cambria Math"/>
-                      </w:rPr>
-                    </m:ctrlPr>
-                  </m:sSubPr>
-                  <m:e>
-                    <m:r>
-                      <w:rPr>
-                        <w:rFonts w:ascii="Cambria Math" w:hAnsi="Cambria Math"/>
-                      </w:rPr>
-                      <m:t>E</m:t>
-                    </m:r>
-                  </m:e>
-                  <m:sub>
-                    <m:r>
-                      <w:rPr>
-                        <w:rFonts w:ascii="Cambria Math" w:hAnsi="Cambria Math"/>
-                      </w:rPr>
-                      <m:t>i</m:t>
-                    </m:r>
-                  </m:sub>
-                </m:sSub>
-                <m:r>
-                  <w:rPr>
-                    <w:rFonts w:ascii="Cambria Math" w:hAnsi="Cambria Math"/>
-                  </w:rPr>
-                  <m:t>/</m:t>
-                </m:r>
-                <m:sSub>
-                  <m:sSubPr>
-                    <m:ctrlPr>
-                      <w:rPr>
-                        <w:rFonts w:ascii="Cambria Math" w:hAnsi="Cambria Math"/>
-                      </w:rPr>
-                    </m:ctrlPr>
-                  </m:sSubPr>
-                  <m:e>
-                    <m:r>
-                      <w:rPr>
-                        <w:rFonts w:ascii="Cambria Math" w:hAnsi="Cambria Math"/>
-                      </w:rPr>
-                      <m:t>k</m:t>
-                    </m:r>
-                  </m:e>
-                  <m:sub>
-                    <m:r>
-                      <w:rPr>
-                        <w:rFonts w:ascii="Cambria Math" w:hAnsi="Cambria Math"/>
-                      </w:rPr>
-                      <m:t>B</m:t>
-                    </m:r>
-                  </m:sub>
-                </m:sSub>
-                <m:r>
-                  <w:rPr>
-                    <w:rFonts w:ascii="Cambria Math" w:hAnsi="Cambria Math"/>
-                  </w:rPr>
-                  <m:t>T</m:t>
+                  <m:t>-23</m:t>
                 </m:r>
               </m:sup>
             </m:sSup>
-          </m:e>
-        </m:nary>
-      </m:oMath>
-      <w:r>
-        <w:t xml:space="preserve"> contiene toda la información termodinámica del sistema. La energía media es </w:t>
-      </w:r>
-      <m:oMath>
-        <m:r>
-          <w:rPr>
-            <w:rFonts w:ascii="Cambria Math" w:hAnsi="Cambria Math"/>
-          </w:rPr>
-          <m:t>⟨E⟩=-∂lnZ/∂β</m:t>
-        </m:r>
-      </m:oMath>
-      <w:r>
-        <w:t xml:space="preserve">, con </w:t>
-      </w:r>
-      <m:oMath>
-        <m:r>
-          <w:rPr>
-            <w:rFonts w:ascii="Cambria Math" w:hAnsi="Cambria Math"/>
-          </w:rPr>
-          <m:t>β=1/</m:t>
-        </m:r>
-        <m:d>
-          <m:dPr>
-            <m:ctrlPr>
-              <w:rPr>
-                <w:rFonts w:ascii="Cambria Math" w:hAnsi="Cambria Math"/>
-              </w:rPr>
-            </m:ctrlPr>
-          </m:dPr>
-          <m:e>
-            <m:sSub>
-              <m:sSubPr>
-                <m:ctrlPr>
-                  <w:rPr>
-                    <w:rFonts w:ascii="Cambria Math" w:hAnsi="Cambria Math"/>
-                  </w:rPr>
-                </m:ctrlPr>
-              </m:sSubPr>
-              <m:e>
-                <m:r>
-                  <w:rPr>
-                    <w:rFonts w:ascii="Cambria Math" w:hAnsi="Cambria Math"/>
-                  </w:rPr>
-                  <m:t>k</m:t>
-                </m:r>
-              </m:e>
-              <m:sub>
-                <m:r>
-                  <w:rPr>
-                    <w:rFonts w:ascii="Cambria Math" w:hAnsi="Cambria Math"/>
-                  </w:rPr>
-                  <m:t>B</m:t>
-                </m:r>
-              </m:sub>
-            </m:sSub>
-            <m:r>
-              <w:rPr>
-                <w:rFonts w:ascii="Cambria Math" w:hAnsi="Cambria Math"/>
-              </w:rPr>
-              <m:t>T</m:t>
-            </m:r>
-          </m:e>
-        </m:d>
-      </m:oMath>
-      <w:r>
-        <w:t xml:space="preserve">. ¿A qué magnitud termodinámica medible está relacionada la segunda derivada </w:t>
-      </w:r>
-      <m:oMath>
+          </m:den>
+        </m:f>
+        <m:r>
+          <w:rPr>
+            <w:rFonts w:ascii="Cambria Math" w:hAnsi="Cambria Math"/>
+          </w:rPr>
+          <m:t>≈5,98×</m:t>
+        </m:r>
         <m:sSup>
           <m:sSupPr>
             <m:ctrlPr>
@@ -9507,7 +9135,7 @@
               <w:rPr>
                 <w:rFonts w:ascii="Cambria Math" w:hAnsi="Cambria Math"/>
               </w:rPr>
-              <m:t>∂</m:t>
+              <m:t>10</m:t>
             </m:r>
           </m:e>
           <m:sup>
@@ -9515,7 +9143,7 @@
               <w:rPr>
                 <w:rFonts w:ascii="Cambria Math" w:hAnsi="Cambria Math"/>
               </w:rPr>
-              <m:t>2</m:t>
+              <m:t>23</m:t>
             </m:r>
           </m:sup>
         </m:sSup>
@@ -9523,7 +9151,7 @@
           <w:rPr>
             <w:rFonts w:ascii="Cambria Math" w:hAnsi="Cambria Math"/>
           </w:rPr>
-          <m:t>lnZ/∂</m:t>
+          <m:t> </m:t>
         </m:r>
         <m:sSup>
           <m:sSupPr>
@@ -9535,10 +9163,10 @@
           </m:sSupPr>
           <m:e>
             <m:r>
-              <w:rPr>
-                <w:rFonts w:ascii="Cambria Math" w:hAnsi="Cambria Math"/>
-              </w:rPr>
-              <m:t>β</m:t>
+              <m:rPr>
+                <m:nor/>
+              </m:rPr>
+              <m:t>mol</m:t>
             </m:r>
           </m:e>
           <m:sup>
@@ -9546,313 +9174,171 @@
               <w:rPr>
                 <w:rFonts w:ascii="Cambria Math" w:hAnsi="Cambria Math"/>
               </w:rPr>
-              <m:t>2</m:t>
+              <m:t>-1</m:t>
+            </m:r>
+          </m:sup>
+        </m:sSup>
+        <m:r>
+          <w:rPr>
+            <w:rFonts w:ascii="Cambria Math" w:hAnsi="Cambria Math"/>
+          </w:rPr>
+          <m:t>.</m:t>
+        </m:r>
+      </m:oMath>
+    </w:p>
+    <w:p>
+      <w:pPr>
+        <w:pStyle w:val="FirstParagraph"/>
+      </w:pPr>
+      <w:r>
+        <w:t>El resultado concuerda con el valor aceptado (</w:t>
+      </w:r>
+      <m:oMath>
+        <m:r>
+          <w:rPr>
+            <w:rFonts w:ascii="Cambria Math" w:hAnsi="Cambria Math"/>
+          </w:rPr>
+          <m:t>6,022×</m:t>
+        </m:r>
+        <m:sSup>
+          <m:sSupPr>
+            <m:ctrlPr>
+              <w:rPr>
+                <w:rFonts w:ascii="Cambria Math" w:hAnsi="Cambria Math"/>
+              </w:rPr>
+            </m:ctrlPr>
+          </m:sSupPr>
+          <m:e>
+            <m:r>
+              <w:rPr>
+                <w:rFonts w:ascii="Cambria Math" w:hAnsi="Cambria Math"/>
+              </w:rPr>
+              <m:t>10</m:t>
+            </m:r>
+          </m:e>
+          <m:sup>
+            <m:r>
+              <w:rPr>
+                <w:rFonts w:ascii="Cambria Math" w:hAnsi="Cambria Math"/>
+              </w:rPr>
+              <m:t>23</m:t>
+            </m:r>
+          </m:sup>
+        </m:sSup>
+        <m:r>
+          <w:rPr>
+            <w:rFonts w:ascii="Cambria Math" w:hAnsi="Cambria Math"/>
+          </w:rPr>
+          <m:t> </m:t>
+        </m:r>
+        <m:sSup>
+          <m:sSupPr>
+            <m:ctrlPr>
+              <w:rPr>
+                <w:rFonts w:ascii="Cambria Math" w:hAnsi="Cambria Math"/>
+              </w:rPr>
+            </m:ctrlPr>
+          </m:sSupPr>
+          <m:e>
+            <m:r>
+              <m:rPr>
+                <m:nor/>
+              </m:rPr>
+              <m:t>mol</m:t>
+            </m:r>
+          </m:e>
+          <m:sup>
+            <m:r>
+              <w:rPr>
+                <w:rFonts w:ascii="Cambria Math" w:hAnsi="Cambria Math"/>
+              </w:rPr>
+              <m:t>-1</m:t>
             </m:r>
           </m:sup>
         </m:sSup>
       </m:oMath>
       <w:r>
-        <w:t>?</w:t>
+        <w:t>) con un error menor al 1%. Ante este acuerdo, Wilhelm Ostwald reconoció públicamente la existencia real de los átomos en 1908. Jean Perrin recibió el Premio Nobel de Física en 1926 por esta medición.</w:t>
       </w:r>
     </w:p>
     <w:p>
-      <w:pPr>
-        <w:pStyle w:val="FirstParagraph"/>
-      </w:pPr>
-      <w:r>
-        <w:rPr>
-          <w:iCs/>
-        </w:rPr>
-        <w:t>Contexto:</w:t>
-      </w:r>
-      <w:r>
-        <w:t xml:space="preserve"> Se puede demostrar que </w:t>
-      </w:r>
-      <m:oMath>
-        <m:sSup>
-          <m:sSupPr>
-            <m:ctrlPr>
-              <w:rPr>
-                <w:rFonts w:ascii="Cambria Math" w:hAnsi="Cambria Math"/>
-              </w:rPr>
-            </m:ctrlPr>
-          </m:sSupPr>
-          <m:e>
-            <m:r>
-              <w:rPr>
-                <w:rFonts w:ascii="Cambria Math" w:hAnsi="Cambria Math"/>
-              </w:rPr>
-              <m:t>∂</m:t>
-            </m:r>
-          </m:e>
-          <m:sup>
-            <m:r>
-              <w:rPr>
-                <w:rFonts w:ascii="Cambria Math" w:hAnsi="Cambria Math"/>
-              </w:rPr>
-              <m:t>2</m:t>
-            </m:r>
-          </m:sup>
-        </m:sSup>
-        <m:r>
-          <w:rPr>
-            <w:rFonts w:ascii="Cambria Math" w:hAnsi="Cambria Math"/>
-          </w:rPr>
-          <m:t>lnZ/∂</m:t>
-        </m:r>
-        <m:sSup>
-          <m:sSupPr>
-            <m:ctrlPr>
-              <w:rPr>
-                <w:rFonts w:ascii="Cambria Math" w:hAnsi="Cambria Math"/>
-              </w:rPr>
-            </m:ctrlPr>
-          </m:sSupPr>
-          <m:e>
-            <m:r>
-              <w:rPr>
-                <w:rFonts w:ascii="Cambria Math" w:hAnsi="Cambria Math"/>
-              </w:rPr>
-              <m:t>β</m:t>
-            </m:r>
-          </m:e>
-          <m:sup>
-            <m:r>
-              <w:rPr>
-                <w:rFonts w:ascii="Cambria Math" w:hAnsi="Cambria Math"/>
-              </w:rPr>
-              <m:t>2</m:t>
-            </m:r>
-          </m:sup>
-        </m:sSup>
-        <m:r>
-          <w:rPr>
-            <w:rFonts w:ascii="Cambria Math" w:hAnsi="Cambria Math"/>
-          </w:rPr>
-          <m:t>=⟨</m:t>
-        </m:r>
-        <m:sSup>
-          <m:sSupPr>
-            <m:ctrlPr>
-              <w:rPr>
-                <w:rFonts w:ascii="Cambria Math" w:hAnsi="Cambria Math"/>
-              </w:rPr>
-            </m:ctrlPr>
-          </m:sSupPr>
-          <m:e>
-            <m:r>
-              <w:rPr>
-                <w:rFonts w:ascii="Cambria Math" w:hAnsi="Cambria Math"/>
-              </w:rPr>
-              <m:t>E</m:t>
-            </m:r>
-          </m:e>
-          <m:sup>
-            <m:r>
-              <w:rPr>
-                <w:rFonts w:ascii="Cambria Math" w:hAnsi="Cambria Math"/>
-              </w:rPr>
-              <m:t>2</m:t>
-            </m:r>
-          </m:sup>
-        </m:sSup>
-        <m:r>
-          <w:rPr>
-            <w:rFonts w:ascii="Cambria Math" w:hAnsi="Cambria Math"/>
-          </w:rPr>
-          <m:t>⟩-⟨E</m:t>
-        </m:r>
-        <m:sSup>
-          <m:sSupPr>
-            <m:ctrlPr>
-              <w:rPr>
-                <w:rFonts w:ascii="Cambria Math" w:hAnsi="Cambria Math"/>
-              </w:rPr>
-            </m:ctrlPr>
-          </m:sSupPr>
-          <m:e>
-            <m:r>
-              <w:rPr>
-                <w:rFonts w:ascii="Cambria Math" w:hAnsi="Cambria Math"/>
-              </w:rPr>
-              <m:t>⟩</m:t>
-            </m:r>
-          </m:e>
-          <m:sup>
-            <m:r>
-              <w:rPr>
-                <w:rFonts w:ascii="Cambria Math" w:hAnsi="Cambria Math"/>
-              </w:rPr>
-              <m:t>2</m:t>
-            </m:r>
-          </m:sup>
-        </m:sSup>
-      </m:oMath>
-      <w:r>
-        <w:t xml:space="preserve">, que es la varianza de la energía. Esta cantidad es directamente proporcional a la capacidad calorífica: </w:t>
-      </w:r>
-      <m:oMath>
-        <m:r>
-          <w:rPr>
-            <w:rFonts w:ascii="Cambria Math" w:hAnsi="Cambria Math"/>
-          </w:rPr>
-          <m:t>⟨</m:t>
-        </m:r>
-        <m:sSup>
-          <m:sSupPr>
-            <m:ctrlPr>
-              <w:rPr>
-                <w:rFonts w:ascii="Cambria Math" w:hAnsi="Cambria Math"/>
-              </w:rPr>
-            </m:ctrlPr>
-          </m:sSupPr>
-          <m:e>
-            <m:r>
-              <w:rPr>
-                <w:rFonts w:ascii="Cambria Math" w:hAnsi="Cambria Math"/>
-              </w:rPr>
-              <m:t>E</m:t>
-            </m:r>
-          </m:e>
-          <m:sup>
-            <m:r>
-              <w:rPr>
-                <w:rFonts w:ascii="Cambria Math" w:hAnsi="Cambria Math"/>
-              </w:rPr>
-              <m:t>2</m:t>
-            </m:r>
-          </m:sup>
-        </m:sSup>
-        <m:r>
-          <w:rPr>
-            <w:rFonts w:ascii="Cambria Math" w:hAnsi="Cambria Math"/>
-          </w:rPr>
-          <m:t>⟩-⟨E</m:t>
-        </m:r>
-        <m:sSup>
-          <m:sSupPr>
-            <m:ctrlPr>
-              <w:rPr>
-                <w:rFonts w:ascii="Cambria Math" w:hAnsi="Cambria Math"/>
-              </w:rPr>
-            </m:ctrlPr>
-          </m:sSupPr>
-          <m:e>
-            <m:r>
-              <w:rPr>
-                <w:rFonts w:ascii="Cambria Math" w:hAnsi="Cambria Math"/>
-              </w:rPr>
-              <m:t>⟩</m:t>
-            </m:r>
-          </m:e>
-          <m:sup>
-            <m:r>
-              <w:rPr>
-                <w:rFonts w:ascii="Cambria Math" w:hAnsi="Cambria Math"/>
-              </w:rPr>
-              <m:t>2</m:t>
-            </m:r>
-          </m:sup>
-        </m:sSup>
-        <m:r>
-          <w:rPr>
-            <w:rFonts w:ascii="Cambria Math" w:hAnsi="Cambria Math"/>
-          </w:rPr>
-          <m:t>=</m:t>
-        </m:r>
-        <m:sSub>
-          <m:sSubPr>
-            <m:ctrlPr>
-              <w:rPr>
-                <w:rFonts w:ascii="Cambria Math" w:hAnsi="Cambria Math"/>
-              </w:rPr>
-            </m:ctrlPr>
-          </m:sSubPr>
-          <m:e>
-            <m:r>
-              <w:rPr>
-                <w:rFonts w:ascii="Cambria Math" w:hAnsi="Cambria Math"/>
-              </w:rPr>
-              <m:t>k</m:t>
-            </m:r>
-          </m:e>
-          <m:sub>
-            <m:r>
-              <w:rPr>
-                <w:rFonts w:ascii="Cambria Math" w:hAnsi="Cambria Math"/>
-              </w:rPr>
-              <m:t>B</m:t>
-            </m:r>
-          </m:sub>
-        </m:sSub>
-        <m:sSup>
-          <m:sSupPr>
-            <m:ctrlPr>
-              <w:rPr>
-                <w:rFonts w:ascii="Cambria Math" w:hAnsi="Cambria Math"/>
-              </w:rPr>
-            </m:ctrlPr>
-          </m:sSupPr>
-          <m:e>
-            <m:r>
-              <w:rPr>
-                <w:rFonts w:ascii="Cambria Math" w:hAnsi="Cambria Math"/>
-              </w:rPr>
-              <m:t>T</m:t>
-            </m:r>
-          </m:e>
-          <m:sup>
-            <m:r>
-              <w:rPr>
-                <w:rFonts w:ascii="Cambria Math" w:hAnsi="Cambria Math"/>
-              </w:rPr>
-              <m:t>2</m:t>
-            </m:r>
-          </m:sup>
-        </m:sSup>
-        <m:sSub>
-          <m:sSubPr>
-            <m:ctrlPr>
-              <w:rPr>
-                <w:rFonts w:ascii="Cambria Math" w:hAnsi="Cambria Math"/>
-              </w:rPr>
-            </m:ctrlPr>
-          </m:sSubPr>
-          <m:e>
-            <m:r>
-              <w:rPr>
-                <w:rFonts w:ascii="Cambria Math" w:hAnsi="Cambria Math"/>
-              </w:rPr>
-              <m:t>C</m:t>
-            </m:r>
-          </m:e>
-          <m:sub>
-            <m:r>
-              <w:rPr>
-                <w:rFonts w:ascii="Cambria Math" w:hAnsi="Cambria Math"/>
-              </w:rPr>
-              <m:t>V</m:t>
-            </m:r>
-          </m:sub>
-        </m:sSub>
-      </m:oMath>
-      <w:r>
-        <w:t>. Las fluctuaciones de energía de un sistema son, por lo tanto, medibles a través de su capacidad calorífica: la física estadística conecta el azar microscópico con una magnitud macroscópica cotidiana.</w:t>
+      <w:r>
+        <w:pict>
+          <v:rect id="_x0000_i1031" style="width:0;height:1.5pt" o:hralign="center" o:hrstd="t" o:hr="t"/>
+        </w:pict>
       </w:r>
     </w:p>
     <w:p>
       <w:pPr>
+        <w:pStyle w:val="Ttulo2"/>
+      </w:pPr>
+      <w:bookmarkStart w:id="16" w:name="conclusión"/>
+      <w:bookmarkEnd w:id="12"/>
+      <w:bookmarkEnd w:id="15"/>
+      <w:r>
+        <w:t>7</w:t>
+      </w:r>
+      <w:r>
+        <w:t>. Conclusión</w:t>
+      </w:r>
+    </w:p>
+    <w:p>
+      <w:pPr>
         <w:pStyle w:val="FirstParagraph"/>
       </w:pPr>
       <w:r>
-        <w:rPr>
-          <w:b/>
-          <w:bCs/>
-        </w:rPr>
-        <w:t>Pregunta 4.</w:t>
-      </w:r>
-      <w:r>
-        <w:t xml:space="preserve"> En el experimento de Perrin, la constante de Boltzmann </w:t>
+        <w:t>El módulo responde una pregun</w:t>
+      </w:r>
+      <w:bookmarkStart w:id="17" w:name="_GoBack"/>
+      <w:bookmarkEnd w:id="17"/>
+      <w:r>
+        <w:t>ta concreta: los átomos tienen existencia física real. El camino para llegar a esa respuesta es también el argumento central de la física del siglo XIX hacia el XX.</w:t>
+      </w:r>
+    </w:p>
+    <w:p>
+      <w:pPr>
+        <w:pStyle w:val="FirstParagraph"/>
+      </w:pPr>
+      <w:r>
+        <w:t xml:space="preserve">Boltzmann demostró que la entropía macroscópica de Clausius y el logaritmo del número de microestados son la misma cantidad, descritas a distinta escala. Al exigir que ese conteo sea internamente consistente, emergió una propiedad que nadie había anticipado: los átomos idénticos no son distinguibles. Gibbs formalizó esa exigencia, Sackur y Tetrode calcularon el resultado correcto, y al hacerlo introdujeron la constante de </w:t>
+      </w:r>
+      <w:r>
+        <w:t>Planck</w:t>
+      </w:r>
+      <m:oMath>
+        <m:r>
+          <w:rPr>
+            <w:rFonts w:ascii="Cambria Math" w:hAnsi="Cambria Math"/>
+          </w:rPr>
+          <m:t xml:space="preserve"> </m:t>
+        </m:r>
+        <m:r>
+          <w:rPr>
+            <w:rFonts w:ascii="Cambria Math" w:hAnsi="Cambria Math"/>
+          </w:rPr>
+          <m:t>h</m:t>
+        </m:r>
+      </m:oMath>
+      <w:r>
+        <w:t>. Esa constante ya estaba allí, antes de que Planck la necesitara para resolver la catástrofe ultravioleta.</w:t>
+      </w:r>
+      <w:r>
+        <w:t xml:space="preserve"> </w:t>
+      </w:r>
+      <w:r>
+        <w:t xml:space="preserve">Einstein </w:t>
+      </w:r>
+      <w:r>
+        <w:t>señalo que</w:t>
+      </w:r>
+      <w:r>
+        <w:t xml:space="preserve"> el coeficiente de difusión de una partícula coloidal</w:t>
+      </w:r>
+      <w:r>
+        <w:t xml:space="preserve"> </w:t>
+      </w:r>
+      <w:r>
+        <w:t xml:space="preserve">es inversamente proporcional al número de Avogadro y directamente proporcional a </w:t>
       </w:r>
       <m:oMath>
         <m:sSub>
@@ -9880,73 +9366,18 @@
             </m:r>
           </m:sub>
         </m:sSub>
+        <m:r>
+          <w:rPr>
+            <w:rFonts w:ascii="Cambria Math" w:hAnsi="Cambria Math"/>
+          </w:rPr>
+          <m:t>T</m:t>
+        </m:r>
       </m:oMath>
       <w:r>
-        <w:t xml:space="preserve"> se determinó con partículas coloidales de radio </w:t>
-      </w:r>
-      <m:oMath>
-        <m:r>
-          <w:rPr>
-            <w:rFonts w:ascii="Cambria Math" w:hAnsi="Cambria Math"/>
-          </w:rPr>
-          <m:t>∼0,5 μ</m:t>
-        </m:r>
-        <m:r>
-          <m:rPr>
-            <m:nor/>
-          </m:rPr>
-          <m:t>m</m:t>
-        </m:r>
-      </m:oMath>
-      <w:r>
-        <w:t xml:space="preserve">. El mismo valor aparece en la presión cinética de los gases para moléculas de tamaño </w:t>
-      </w:r>
-      <m:oMath>
-        <m:r>
-          <w:rPr>
-            <w:rFonts w:ascii="Cambria Math" w:hAnsi="Cambria Math"/>
-          </w:rPr>
-          <m:t>∼0,1 </m:t>
-        </m:r>
-        <m:r>
-          <m:rPr>
-            <m:nor/>
-          </m:rPr>
-          <m:t>nm</m:t>
-        </m:r>
-      </m:oMath>
-      <w:r>
-        <w:t xml:space="preserve">, es decir, para objetos diez mil veces más pequeños. ¿Qué implica esa universalidad de </w:t>
-      </w:r>
-      <m:oMath>
-        <m:sSub>
-          <m:sSubPr>
-            <m:ctrlPr>
-              <w:rPr>
-                <w:rFonts w:ascii="Cambria Math" w:hAnsi="Cambria Math"/>
-              </w:rPr>
-            </m:ctrlPr>
-          </m:sSubPr>
-          <m:e>
-            <m:r>
-              <w:rPr>
-                <w:rFonts w:ascii="Cambria Math" w:hAnsi="Cambria Math"/>
-              </w:rPr>
-              <m:t>k</m:t>
-            </m:r>
-          </m:e>
-          <m:sub>
-            <m:r>
-              <w:rPr>
-                <w:rFonts w:ascii="Cambria Math" w:hAnsi="Cambria Math"/>
-              </w:rPr>
-              <m:t>B</m:t>
-            </m:r>
-          </m:sub>
-        </m:sSub>
-      </m:oMath>
-      <w:r>
-        <w:t xml:space="preserve"> sobre la naturaleza del equilibrio térmico?</w:t>
+        <w:t xml:space="preserve"> y </w:t>
+      </w:r>
+      <w:r>
+        <w:t>Perrin midió ese número.</w:t>
       </w:r>
     </w:p>
     <w:p>
@@ -9954,108 +9385,35 @@
         <w:pStyle w:val="FirstParagraph"/>
       </w:pPr>
       <w:r>
-        <w:rPr>
-          <w:iCs/>
-        </w:rPr>
-        <w:t>Contexto:</w:t>
-      </w:r>
-      <w:r>
-        <w:t xml:space="preserve"> La universalidad de </w:t>
+        <w:t>Las mismas herramientas que prueban la existencia de los átomos —la estadística de microestados, la indistinguibilidad, la función de partición— apuntan directamente a</w:t>
+      </w:r>
+      <w:r>
+        <w:t>l inicio de la física cuántica</w:t>
+      </w:r>
+      <w:r>
+        <w:t xml:space="preserve">. La división por </w:t>
       </w:r>
       <m:oMath>
-        <m:sSub>
-          <m:sSubPr>
-            <m:ctrlPr>
-              <w:rPr>
-                <w:rFonts w:ascii="Cambria Math" w:hAnsi="Cambria Math"/>
-              </w:rPr>
-            </m:ctrlPr>
-          </m:sSubPr>
-          <m:e>
-            <m:r>
-              <w:rPr>
-                <w:rFonts w:ascii="Cambria Math" w:hAnsi="Cambria Math"/>
-              </w:rPr>
-              <m:t>k</m:t>
-            </m:r>
-          </m:e>
-          <m:sub>
-            <m:r>
-              <w:rPr>
-                <w:rFonts w:ascii="Cambria Math" w:hAnsi="Cambria Math"/>
-              </w:rPr>
-              <m:t>B</m:t>
-            </m:r>
-          </m:sub>
-        </m:sSub>
+        <m:r>
+          <w:rPr>
+            <w:rFonts w:ascii="Cambria Math" w:hAnsi="Cambria Math"/>
+          </w:rPr>
+          <m:t>N!</m:t>
+        </m:r>
       </m:oMath>
       <w:r>
-        <w:t xml:space="preserve"> es evidencia directa de que el teorema de equipartición —cada grado de libertad cuadrático recibe en promedio </w:t>
+        <w:t xml:space="preserve"> de Gibbs anticipa la estadística de Bose-Einstein y Fermi-Dirac. La constante </w:t>
       </w:r>
       <m:oMath>
-        <m:f>
-          <m:fPr>
-            <m:ctrlPr>
-              <w:rPr>
-                <w:rFonts w:ascii="Cambria Math" w:hAnsi="Cambria Math"/>
-              </w:rPr>
-            </m:ctrlPr>
-          </m:fPr>
-          <m:num>
-            <m:r>
-              <w:rPr>
-                <w:rFonts w:ascii="Cambria Math" w:hAnsi="Cambria Math"/>
-              </w:rPr>
-              <m:t>1</m:t>
-            </m:r>
-          </m:num>
-          <m:den>
-            <m:r>
-              <w:rPr>
-                <w:rFonts w:ascii="Cambria Math" w:hAnsi="Cambria Math"/>
-              </w:rPr>
-              <m:t>2</m:t>
-            </m:r>
-          </m:den>
-        </m:f>
-        <m:sSub>
-          <m:sSubPr>
-            <m:ctrlPr>
-              <w:rPr>
-                <w:rFonts w:ascii="Cambria Math" w:hAnsi="Cambria Math"/>
-              </w:rPr>
-            </m:ctrlPr>
-          </m:sSubPr>
-          <m:e>
-            <m:r>
-              <w:rPr>
-                <w:rFonts w:ascii="Cambria Math" w:hAnsi="Cambria Math"/>
-              </w:rPr>
-              <m:t>k</m:t>
-            </m:r>
-          </m:e>
-          <m:sub>
-            <m:r>
-              <w:rPr>
-                <w:rFonts w:ascii="Cambria Math" w:hAnsi="Cambria Math"/>
-              </w:rPr>
-              <m:t>B</m:t>
-            </m:r>
-          </m:sub>
-        </m:sSub>
-        <m:r>
-          <w:rPr>
-            <w:rFonts w:ascii="Cambria Math" w:hAnsi="Cambria Math"/>
-          </w:rPr>
-          <m:t>T</m:t>
+        <m:r>
+          <w:rPr>
+            <w:rFonts w:ascii="Cambria Math" w:hAnsi="Cambria Math"/>
+          </w:rPr>
+          <m:t>h</m:t>
         </m:r>
       </m:oMath>
       <w:r>
-        <w:t xml:space="preserve"> de energía— rige a todas las escalas de tamaño, desde moléculas diatómicas hasta coloides macroscópicos. Esto implica que el equilibrio térmico no es una </w:t>
-      </w:r>
-      <w:r>
-        <w:lastRenderedPageBreak/>
-        <w:t>propiedad de un tipo particular de materia, sino del propio espacio de fases estadístico, independientemente de la escala.</w:t>
+        <w:t xml:space="preserve"> de Sackur-Tetrode es la misma que cuantiza la energía del oscilador de Planck. </w:t>
       </w:r>
     </w:p>
     <w:p>
@@ -10063,72 +9421,116 @@
         <w:pStyle w:val="FirstParagraph"/>
       </w:pPr>
       <w:r>
-        <w:rPr>
-          <w:b/>
-          <w:bCs/>
-        </w:rPr>
-        <w:t>Pregunta 5.</w:t>
-      </w:r>
-      <w:r>
-        <w:t xml:space="preserve"> La fórmula de Sackur-Tetrode predice que la entropía tiende a </w:t>
-      </w:r>
-      <m:oMath>
-        <m:r>
-          <w:rPr>
-            <w:rFonts w:ascii="Cambria Math" w:hAnsi="Cambria Math"/>
-          </w:rPr>
-          <m:t>-∞</m:t>
-        </m:r>
-      </m:oMath>
-      <w:r>
-        <w:t xml:space="preserve"> cuando </w:t>
-      </w:r>
-      <m:oMath>
-        <m:r>
-          <w:rPr>
-            <w:rFonts w:ascii="Cambria Math" w:hAnsi="Cambria Math"/>
-          </w:rPr>
-          <m:t>T→0</m:t>
-        </m:r>
-      </m:oMath>
-      <w:r>
-        <w:t xml:space="preserve">, lo que contradice la Tercera Ley de la Termodinámica (que establece </w:t>
-      </w:r>
-      <m:oMath>
-        <m:r>
-          <w:rPr>
-            <w:rFonts w:ascii="Cambria Math" w:hAnsi="Cambria Math"/>
-          </w:rPr>
-          <m:t>S→0</m:t>
-        </m:r>
-      </m:oMath>
-      <w:r>
-        <w:t xml:space="preserve"> cuando </w:t>
-      </w:r>
-      <m:oMath>
-        <m:r>
-          <w:rPr>
-            <w:rFonts w:ascii="Cambria Math" w:hAnsi="Cambria Math"/>
-          </w:rPr>
-          <m:t>T→0</m:t>
-        </m:r>
-      </m:oMath>
-      <w:r>
-        <w:t>). ¿Qué hipótesis del modelo falla a temperatura muy baja, y cómo la mecánica cuántica corrige esta divergencia?</w:t>
+        <w:t xml:space="preserve">La termodinámica del siglo XIX </w:t>
+      </w:r>
+      <w:r>
+        <w:t>en</w:t>
+      </w:r>
+      <w:r>
+        <w:t xml:space="preserve"> sus propias ecuaciones señalaba los límites</w:t>
+      </w:r>
+      <w:r>
+        <w:t xml:space="preserve"> del modelo clásico y anunciaba</w:t>
+      </w:r>
+      <w:r>
+        <w:t xml:space="preserve"> </w:t>
+      </w:r>
+      <w:r>
+        <w:t>su extensión</w:t>
+      </w:r>
+      <w:r>
+        <w:t>.</w:t>
       </w:r>
     </w:p>
     <w:p>
+      <w:r>
+        <w:pict>
+          <v:rect id="_x0000_i1032" style="width:0;height:1.5pt" o:hralign="center" o:hrstd="t" o:hr="t"/>
+        </w:pict>
+      </w:r>
+    </w:p>
+    <w:p>
+      <w:pPr>
+        <w:pStyle w:val="Ttulo2"/>
+      </w:pPr>
+      <w:bookmarkStart w:id="18" w:name="cinco-preguntas-originales"/>
+      <w:bookmarkEnd w:id="16"/>
+      <w:r>
+        <w:t>8</w:t>
+      </w:r>
+      <w:r>
+        <w:t xml:space="preserve">. </w:t>
+      </w:r>
+      <w:r>
+        <w:t>Problema</w:t>
+      </w:r>
+    </w:p>
+    <w:p>
       <w:pPr>
         <w:pStyle w:val="FirstParagraph"/>
-      </w:pPr>
-      <w:r>
-        <w:rPr>
-          <w:iCs/>
-        </w:rPr>
-        <w:t>Contexto:</w:t>
-      </w:r>
-      <w:r>
-        <w:t xml:space="preserve"> La fórmula de Sackur-Tetrode es válida solo en el límite clásico, donde la longitud de onda de De Broglie de cada partícula es mucho menor que la distancia interparticular. A temperaturas muy bajas, ese supuesto colapsa: las longitudes de onda crecen y las partículas no pueden localizarse individualmente. La corrección cuántica —estadística de Fermi-Dirac para electrones o de Bose-Einstein para bosones— suprime los microestados de alta energía de forma diferente a Boltzmann y garantiza que </w:t>
+        <w:numPr>
+          <w:ilvl w:val="0"/>
+          <w:numId w:val="7"/>
+        </w:numPr>
+      </w:pPr>
+      <w:r>
+        <w:t xml:space="preserve">La fórmula de Sackur-Tetrode predice que la entropía tiende a </w:t>
+      </w:r>
+      <m:oMath>
+        <m:r>
+          <w:rPr>
+            <w:rFonts w:ascii="Cambria Math" w:hAnsi="Cambria Math"/>
+          </w:rPr>
+          <m:t>-∞</m:t>
+        </m:r>
+      </m:oMath>
+      <w:r>
+        <w:t xml:space="preserve"> cuando </w:t>
+      </w:r>
+      <m:oMath>
+        <m:r>
+          <w:rPr>
+            <w:rFonts w:ascii="Cambria Math" w:hAnsi="Cambria Math"/>
+          </w:rPr>
+          <m:t>T→0</m:t>
+        </m:r>
+      </m:oMath>
+      <w:r>
+        <w:t xml:space="preserve">, lo que contradice la Tercera Ley de la Termodinámica (que establece </w:t>
+      </w:r>
+      <m:oMath>
+        <m:r>
+          <w:rPr>
+            <w:rFonts w:ascii="Cambria Math" w:hAnsi="Cambria Math"/>
+          </w:rPr>
+          <m:t>S→0</m:t>
+        </m:r>
+      </m:oMath>
+      <w:r>
+        <w:t xml:space="preserve"> cuando </w:t>
+      </w:r>
+      <m:oMath>
+        <m:r>
+          <w:rPr>
+            <w:rFonts w:ascii="Cambria Math" w:hAnsi="Cambria Math"/>
+          </w:rPr>
+          <m:t>T→0</m:t>
+        </m:r>
+      </m:oMath>
+      <w:r>
+        <w:t>). ¿Qué hipótesis del modelo falla a temperatura muy baja, y cómo la mecánica cuántica corrige esta divergencia?</w:t>
+      </w:r>
+    </w:p>
+    <w:p>
+      <w:pPr>
+        <w:pStyle w:val="FirstParagraph"/>
+        <w:numPr>
+          <w:ilvl w:val="0"/>
+          <w:numId w:val="8"/>
+        </w:numPr>
+      </w:pPr>
+      <w:r>
+        <w:t xml:space="preserve">La fórmula de Sackur-Tetrode es válida solo en el límite clásico, donde la longitud de onda de De Broglie de cada partícula es mucho menor que la distancia interparticular. A temperaturas muy bajas, ese supuesto colapsa: las longitudes de onda crecen y las partículas no pueden localizarse individualmente. La corrección cuántica —estadística de Fermi-Dirac para electrones o de Bose-Einstein para bosones— suprime los microestados de alta energía de forma diferente a Boltzmann y garantiza que </w:t>
       </w:r>
       <m:oMath>
         <m:r>
@@ -10159,267 +9561,8 @@
           <v:rect id="_x0000_i1033" style="width:0;height:1.5pt" o:hralign="center" o:hrstd="t" o:hr="t"/>
         </w:pict>
       </w:r>
-    </w:p>
-    <w:p>
-      <w:pPr>
-        <w:pStyle w:val="Ttulo2"/>
-      </w:pPr>
-      <w:bookmarkStart w:id="19" w:name="referencias"/>
+      <w:bookmarkEnd w:id="0"/>
       <w:bookmarkEnd w:id="18"/>
-      <w:r>
-        <w:t>9</w:t>
-      </w:r>
-      <w:r>
-        <w:t>. Referencias</w:t>
-      </w:r>
-    </w:p>
-    <w:p>
-      <w:pPr>
-        <w:pStyle w:val="FirstParagraph"/>
-      </w:pPr>
-      <w:r>
-        <w:t>Artículos originales</w:t>
-      </w:r>
-    </w:p>
-    <w:p>
-      <w:pPr>
-        <w:pStyle w:val="Compact"/>
-        <w:numPr>
-          <w:ilvl w:val="0"/>
-          <w:numId w:val="4"/>
-        </w:numPr>
-      </w:pPr>
-      <w:r>
-        <w:t xml:space="preserve">Boltzmann, L. (1877). Über die Beziehung zwischen dem zweiten Hauptsatze der mechanischen Wärmetheorie und der Wahrscheinlichkeitsrechnung. </w:t>
-      </w:r>
-      <w:r>
-        <w:rPr>
-          <w:iCs/>
-        </w:rPr>
-        <w:t>Wiener Berichte</w:t>
-      </w:r>
-      <w:r>
-        <w:t>, 76, 373-435.</w:t>
-      </w:r>
-    </w:p>
-    <w:p>
-      <w:pPr>
-        <w:pStyle w:val="Compact"/>
-        <w:numPr>
-          <w:ilvl w:val="0"/>
-          <w:numId w:val="4"/>
-        </w:numPr>
-      </w:pPr>
-      <w:r>
-        <w:rPr>
-          <w:lang w:val="en-GB"/>
-        </w:rPr>
-        <w:t xml:space="preserve">Gibbs, J. W. (1902). Elementary Principles in Statistical Mechanics. </w:t>
-      </w:r>
-      <w:r>
-        <w:t>Yale University Press.</w:t>
-      </w:r>
-    </w:p>
-    <w:p>
-      <w:pPr>
-        <w:pStyle w:val="Compact"/>
-        <w:numPr>
-          <w:ilvl w:val="0"/>
-          <w:numId w:val="4"/>
-        </w:numPr>
-      </w:pPr>
-      <w:r>
-        <w:rPr>
-          <w:lang w:val="en-GB"/>
-        </w:rPr>
-        <w:t xml:space="preserve">Einstein, A. (1905). Über die von der molekularkinetischen Theorie der Wärme geforderte Bewegung von in ruhenden Flüssigkeiten suspendierten Teilchen. </w:t>
-      </w:r>
-      <w:r>
-        <w:rPr>
-          <w:iCs/>
-        </w:rPr>
-        <w:t>Annalen der Physik</w:t>
-      </w:r>
-      <w:r>
-        <w:t>, 17, 549-560.</w:t>
-      </w:r>
-    </w:p>
-    <w:p>
-      <w:pPr>
-        <w:pStyle w:val="Compact"/>
-        <w:numPr>
-          <w:ilvl w:val="0"/>
-          <w:numId w:val="4"/>
-        </w:numPr>
-      </w:pPr>
-      <w:r>
-        <w:rPr>
-          <w:lang w:val="en-GB"/>
-        </w:rPr>
-        <w:t xml:space="preserve">Sackur, O. (1911). Die Anwendung der kinetischen Theorie der Gase auf chemische Probleme. </w:t>
-      </w:r>
-      <w:r>
-        <w:rPr>
-          <w:iCs/>
-        </w:rPr>
-        <w:t>Annalen der Physik</w:t>
-      </w:r>
-      <w:r>
-        <w:t>, 36, 958-980.</w:t>
-      </w:r>
-    </w:p>
-    <w:p>
-      <w:pPr>
-        <w:pStyle w:val="Compact"/>
-        <w:numPr>
-          <w:ilvl w:val="0"/>
-          <w:numId w:val="4"/>
-        </w:numPr>
-        <w:rPr>
-          <w:lang w:val="en-GB"/>
-        </w:rPr>
-      </w:pPr>
-      <w:r>
-        <w:rPr>
-          <w:lang w:val="en-GB"/>
-        </w:rPr>
-        <w:t xml:space="preserve">Tetrode, H. (1912). Die chemische Konstante der Gase und das elementare Wirkungsquantum. </w:t>
-      </w:r>
-      <w:r>
-        <w:rPr>
-          <w:iCs/>
-          <w:lang w:val="en-GB"/>
-        </w:rPr>
-        <w:t>Annalen der Physik</w:t>
-      </w:r>
-      <w:r>
-        <w:rPr>
-          <w:lang w:val="en-GB"/>
-        </w:rPr>
-        <w:t>, 38, 434-442.</w:t>
-      </w:r>
-    </w:p>
-    <w:p>
-      <w:pPr>
-        <w:pStyle w:val="Compact"/>
-        <w:numPr>
-          <w:ilvl w:val="0"/>
-          <w:numId w:val="4"/>
-        </w:numPr>
-      </w:pPr>
-      <w:r>
-        <w:rPr>
-          <w:lang w:val="en-GB"/>
-        </w:rPr>
-        <w:t xml:space="preserve">Perrin, J. (1909). Mouvement brownien et réalité moléculaire. </w:t>
-      </w:r>
-      <w:r>
-        <w:rPr>
-          <w:iCs/>
-        </w:rPr>
-        <w:t>Annales de Chimie et de Physique</w:t>
-      </w:r>
-      <w:r>
-        <w:t>, 18, 5-114.</w:t>
-      </w:r>
-    </w:p>
-    <w:p>
-      <w:pPr>
-        <w:pStyle w:val="FirstParagraph"/>
-      </w:pPr>
-      <w:r>
-        <w:t>Texto del curso</w:t>
-      </w:r>
-    </w:p>
-    <w:p>
-      <w:pPr>
-        <w:pStyle w:val="Compact"/>
-        <w:numPr>
-          <w:ilvl w:val="0"/>
-          <w:numId w:val="5"/>
-        </w:numPr>
-        <w:rPr>
-          <w:lang w:val="en-GB"/>
-        </w:rPr>
-      </w:pPr>
-      <w:r>
-        <w:rPr>
-          <w:lang w:val="en-GB"/>
-        </w:rPr>
-        <w:t xml:space="preserve">Weinberg, S. (2021). </w:t>
-      </w:r>
-      <w:r>
-        <w:rPr>
-          <w:iCs/>
-          <w:lang w:val="en-GB"/>
-        </w:rPr>
-        <w:t>Foundations of Modern Physics</w:t>
-      </w:r>
-      <w:r>
-        <w:rPr>
-          <w:lang w:val="en-GB"/>
-        </w:rPr>
-        <w:t>. Cambridge University Press. Caps. 2 y 3.</w:t>
-      </w:r>
-    </w:p>
-    <w:p>
-      <w:pPr>
-        <w:pStyle w:val="FirstParagraph"/>
-      </w:pPr>
-      <w:r>
-        <w:t>Textos de consulta</w:t>
-      </w:r>
-    </w:p>
-    <w:p>
-      <w:pPr>
-        <w:pStyle w:val="Compact"/>
-        <w:numPr>
-          <w:ilvl w:val="0"/>
-          <w:numId w:val="6"/>
-        </w:numPr>
-      </w:pPr>
-      <w:r>
-        <w:rPr>
-          <w:lang w:val="en-GB"/>
-        </w:rPr>
-        <w:t xml:space="preserve">Reif, F. (1965). Fundamentals of Statistical and Thermal Physics. </w:t>
-      </w:r>
-      <w:r>
-        <w:t>McGraw-Hill. Caps. 6 y 15.</w:t>
-      </w:r>
-    </w:p>
-    <w:p>
-      <w:pPr>
-        <w:pStyle w:val="Compact"/>
-        <w:numPr>
-          <w:ilvl w:val="0"/>
-          <w:numId w:val="6"/>
-        </w:numPr>
-      </w:pPr>
-      <w:r>
-        <w:rPr>
-          <w:lang w:val="en-GB"/>
-        </w:rPr>
-        <w:t xml:space="preserve">Callen, H. B. (1985). </w:t>
-      </w:r>
-      <w:r>
-        <w:rPr>
-          <w:iCs/>
-          <w:lang w:val="en-GB"/>
-        </w:rPr>
-        <w:t>Thermodynamics and an Introduction to Thermostatistics</w:t>
-      </w:r>
-      <w:r>
-        <w:rPr>
-          <w:lang w:val="en-GB"/>
-        </w:rPr>
-        <w:t xml:space="preserve"> (2a ed.). </w:t>
-      </w:r>
-      <w:r>
-        <w:t>Wiley. Caps. 15 y 16.</w:t>
-      </w:r>
-      <w:bookmarkEnd w:id="0"/>
-      <w:bookmarkEnd w:id="19"/>
     </w:p>
     <w:sectPr>
       <w:pgSz w:w="12240" w:h="15840"/>
@@ -10714,6 +9857,232 @@
       <w:pPr>
         <w:ind w:left="6480" w:hanging="480"/>
       </w:pPr>
+    </w:lvl>
+  </w:abstractNum>
+  <w:abstractNum w:abstractNumId="3" w15:restartNumberingAfterBreak="0">
+    <w:nsid w:val="0CFB2D78"/>
+    <w:multiLevelType w:val="hybridMultilevel"/>
+    <w:tmpl w:val="398C219E"/>
+    <w:lvl w:ilvl="0" w:tplc="0C0A0009">
+      <w:start w:val="1"/>
+      <w:numFmt w:val="bullet"/>
+      <w:lvlText w:val=""/>
+      <w:lvlJc w:val="left"/>
+      <w:pPr>
+        <w:ind w:left="360" w:hanging="360"/>
+      </w:pPr>
+      <w:rPr>
+        <w:rFonts w:ascii="Wingdings" w:hAnsi="Wingdings" w:hint="default"/>
+      </w:rPr>
+    </w:lvl>
+    <w:lvl w:ilvl="1" w:tplc="0C0A0003" w:tentative="1">
+      <w:start w:val="1"/>
+      <w:numFmt w:val="bullet"/>
+      <w:lvlText w:val="o"/>
+      <w:lvlJc w:val="left"/>
+      <w:pPr>
+        <w:ind w:left="1080" w:hanging="360"/>
+      </w:pPr>
+      <w:rPr>
+        <w:rFonts w:ascii="Courier New" w:hAnsi="Courier New" w:cs="Courier New" w:hint="default"/>
+      </w:rPr>
+    </w:lvl>
+    <w:lvl w:ilvl="2" w:tplc="0C0A0005" w:tentative="1">
+      <w:start w:val="1"/>
+      <w:numFmt w:val="bullet"/>
+      <w:lvlText w:val=""/>
+      <w:lvlJc w:val="left"/>
+      <w:pPr>
+        <w:ind w:left="1800" w:hanging="360"/>
+      </w:pPr>
+      <w:rPr>
+        <w:rFonts w:ascii="Wingdings" w:hAnsi="Wingdings" w:hint="default"/>
+      </w:rPr>
+    </w:lvl>
+    <w:lvl w:ilvl="3" w:tplc="0C0A0001" w:tentative="1">
+      <w:start w:val="1"/>
+      <w:numFmt w:val="bullet"/>
+      <w:lvlText w:val=""/>
+      <w:lvlJc w:val="left"/>
+      <w:pPr>
+        <w:ind w:left="2520" w:hanging="360"/>
+      </w:pPr>
+      <w:rPr>
+        <w:rFonts w:ascii="Symbol" w:hAnsi="Symbol" w:hint="default"/>
+      </w:rPr>
+    </w:lvl>
+    <w:lvl w:ilvl="4" w:tplc="0C0A0003" w:tentative="1">
+      <w:start w:val="1"/>
+      <w:numFmt w:val="bullet"/>
+      <w:lvlText w:val="o"/>
+      <w:lvlJc w:val="left"/>
+      <w:pPr>
+        <w:ind w:left="3240" w:hanging="360"/>
+      </w:pPr>
+      <w:rPr>
+        <w:rFonts w:ascii="Courier New" w:hAnsi="Courier New" w:cs="Courier New" w:hint="default"/>
+      </w:rPr>
+    </w:lvl>
+    <w:lvl w:ilvl="5" w:tplc="0C0A0005" w:tentative="1">
+      <w:start w:val="1"/>
+      <w:numFmt w:val="bullet"/>
+      <w:lvlText w:val=""/>
+      <w:lvlJc w:val="left"/>
+      <w:pPr>
+        <w:ind w:left="3960" w:hanging="360"/>
+      </w:pPr>
+      <w:rPr>
+        <w:rFonts w:ascii="Wingdings" w:hAnsi="Wingdings" w:hint="default"/>
+      </w:rPr>
+    </w:lvl>
+    <w:lvl w:ilvl="6" w:tplc="0C0A0001" w:tentative="1">
+      <w:start w:val="1"/>
+      <w:numFmt w:val="bullet"/>
+      <w:lvlText w:val=""/>
+      <w:lvlJc w:val="left"/>
+      <w:pPr>
+        <w:ind w:left="4680" w:hanging="360"/>
+      </w:pPr>
+      <w:rPr>
+        <w:rFonts w:ascii="Symbol" w:hAnsi="Symbol" w:hint="default"/>
+      </w:rPr>
+    </w:lvl>
+    <w:lvl w:ilvl="7" w:tplc="0C0A0003" w:tentative="1">
+      <w:start w:val="1"/>
+      <w:numFmt w:val="bullet"/>
+      <w:lvlText w:val="o"/>
+      <w:lvlJc w:val="left"/>
+      <w:pPr>
+        <w:ind w:left="5400" w:hanging="360"/>
+      </w:pPr>
+      <w:rPr>
+        <w:rFonts w:ascii="Courier New" w:hAnsi="Courier New" w:cs="Courier New" w:hint="default"/>
+      </w:rPr>
+    </w:lvl>
+    <w:lvl w:ilvl="8" w:tplc="0C0A0005" w:tentative="1">
+      <w:start w:val="1"/>
+      <w:numFmt w:val="bullet"/>
+      <w:lvlText w:val=""/>
+      <w:lvlJc w:val="left"/>
+      <w:pPr>
+        <w:ind w:left="6120" w:hanging="360"/>
+      </w:pPr>
+      <w:rPr>
+        <w:rFonts w:ascii="Wingdings" w:hAnsi="Wingdings" w:hint="default"/>
+      </w:rPr>
+    </w:lvl>
+  </w:abstractNum>
+  <w:abstractNum w:abstractNumId="4" w15:restartNumberingAfterBreak="0">
+    <w:nsid w:val="35400A5C"/>
+    <w:multiLevelType w:val="hybridMultilevel"/>
+    <w:tmpl w:val="293076E4"/>
+    <w:lvl w:ilvl="0" w:tplc="0C0A000D">
+      <w:start w:val="1"/>
+      <w:numFmt w:val="bullet"/>
+      <w:lvlText w:val=""/>
+      <w:lvlJc w:val="left"/>
+      <w:pPr>
+        <w:ind w:left="360" w:hanging="360"/>
+      </w:pPr>
+      <w:rPr>
+        <w:rFonts w:ascii="Wingdings" w:hAnsi="Wingdings" w:hint="default"/>
+      </w:rPr>
+    </w:lvl>
+    <w:lvl w:ilvl="1" w:tplc="0C0A0003" w:tentative="1">
+      <w:start w:val="1"/>
+      <w:numFmt w:val="bullet"/>
+      <w:lvlText w:val="o"/>
+      <w:lvlJc w:val="left"/>
+      <w:pPr>
+        <w:ind w:left="1080" w:hanging="360"/>
+      </w:pPr>
+      <w:rPr>
+        <w:rFonts w:ascii="Courier New" w:hAnsi="Courier New" w:cs="Courier New" w:hint="default"/>
+      </w:rPr>
+    </w:lvl>
+    <w:lvl w:ilvl="2" w:tplc="0C0A0005" w:tentative="1">
+      <w:start w:val="1"/>
+      <w:numFmt w:val="bullet"/>
+      <w:lvlText w:val=""/>
+      <w:lvlJc w:val="left"/>
+      <w:pPr>
+        <w:ind w:left="1800" w:hanging="360"/>
+      </w:pPr>
+      <w:rPr>
+        <w:rFonts w:ascii="Wingdings" w:hAnsi="Wingdings" w:hint="default"/>
+      </w:rPr>
+    </w:lvl>
+    <w:lvl w:ilvl="3" w:tplc="0C0A0001" w:tentative="1">
+      <w:start w:val="1"/>
+      <w:numFmt w:val="bullet"/>
+      <w:lvlText w:val=""/>
+      <w:lvlJc w:val="left"/>
+      <w:pPr>
+        <w:ind w:left="2520" w:hanging="360"/>
+      </w:pPr>
+      <w:rPr>
+        <w:rFonts w:ascii="Symbol" w:hAnsi="Symbol" w:hint="default"/>
+      </w:rPr>
+    </w:lvl>
+    <w:lvl w:ilvl="4" w:tplc="0C0A0003" w:tentative="1">
+      <w:start w:val="1"/>
+      <w:numFmt w:val="bullet"/>
+      <w:lvlText w:val="o"/>
+      <w:lvlJc w:val="left"/>
+      <w:pPr>
+        <w:ind w:left="3240" w:hanging="360"/>
+      </w:pPr>
+      <w:rPr>
+        <w:rFonts w:ascii="Courier New" w:hAnsi="Courier New" w:cs="Courier New" w:hint="default"/>
+      </w:rPr>
+    </w:lvl>
+    <w:lvl w:ilvl="5" w:tplc="0C0A0005" w:tentative="1">
+      <w:start w:val="1"/>
+      <w:numFmt w:val="bullet"/>
+      <w:lvlText w:val=""/>
+      <w:lvlJc w:val="left"/>
+      <w:pPr>
+        <w:ind w:left="3960" w:hanging="360"/>
+      </w:pPr>
+      <w:rPr>
+        <w:rFonts w:ascii="Wingdings" w:hAnsi="Wingdings" w:hint="default"/>
+      </w:rPr>
+    </w:lvl>
+    <w:lvl w:ilvl="6" w:tplc="0C0A0001" w:tentative="1">
+      <w:start w:val="1"/>
+      <w:numFmt w:val="bullet"/>
+      <w:lvlText w:val=""/>
+      <w:lvlJc w:val="left"/>
+      <w:pPr>
+        <w:ind w:left="4680" w:hanging="360"/>
+      </w:pPr>
+      <w:rPr>
+        <w:rFonts w:ascii="Symbol" w:hAnsi="Symbol" w:hint="default"/>
+      </w:rPr>
+    </w:lvl>
+    <w:lvl w:ilvl="7" w:tplc="0C0A0003" w:tentative="1">
+      <w:start w:val="1"/>
+      <w:numFmt w:val="bullet"/>
+      <w:lvlText w:val="o"/>
+      <w:lvlJc w:val="left"/>
+      <w:pPr>
+        <w:ind w:left="5400" w:hanging="360"/>
+      </w:pPr>
+      <w:rPr>
+        <w:rFonts w:ascii="Courier New" w:hAnsi="Courier New" w:cs="Courier New" w:hint="default"/>
+      </w:rPr>
+    </w:lvl>
+    <w:lvl w:ilvl="8" w:tplc="0C0A0005" w:tentative="1">
+      <w:start w:val="1"/>
+      <w:numFmt w:val="bullet"/>
+      <w:lvlText w:val=""/>
+      <w:lvlJc w:val="left"/>
+      <w:pPr>
+        <w:ind w:left="6120" w:hanging="360"/>
+      </w:pPr>
+      <w:rPr>
+        <w:rFonts w:ascii="Wingdings" w:hAnsi="Wingdings" w:hint="default"/>
+      </w:rPr>
     </w:lvl>
   </w:abstractNum>
   <w:num w:numId="1">
@@ -10760,6 +10129,12 @@
   </w:num>
   <w:num w:numId="6">
     <w:abstractNumId w:val="1"/>
+  </w:num>
+  <w:num w:numId="7">
+    <w:abstractNumId w:val="3"/>
+  </w:num>
+  <w:num w:numId="8">
+    <w:abstractNumId w:val="4"/>
   </w:num>
 </w:numbering>
 </file>
@@ -10832,7 +10207,7 @@
     <w:lsdException w:name="Closing" w:semiHidden="1" w:unhideWhenUsed="1"/>
     <w:lsdException w:name="Signature" w:semiHidden="1" w:unhideWhenUsed="1"/>
     <w:lsdException w:name="Default Paragraph Font" w:semiHidden="1" w:unhideWhenUsed="1"/>
-    <w:lsdException w:name="Body Text" w:semiHidden="1" w:unhideWhenUsed="1"/>
+    <w:lsdException w:name="Body Text" w:semiHidden="1" w:unhideWhenUsed="1" w:qFormat="1"/>
     <w:lsdException w:name="Body Text Indent" w:semiHidden="1" w:unhideWhenUsed="1"/>
     <w:lsdException w:name="List Continue" w:semiHidden="1" w:unhideWhenUsed="1"/>
     <w:lsdException w:name="List Continue 2" w:semiHidden="1" w:unhideWhenUsed="1"/>
@@ -11149,7 +10524,7 @@
     <w:uiPriority w:val="9"/>
     <w:unhideWhenUsed/>
     <w:qFormat/>
-    <w:rsid w:val="00AC71A0"/>
+    <w:rsid w:val="00644248"/>
     <w:pPr>
       <w:keepNext/>
       <w:keepLines/>
@@ -11300,7 +10675,6 @@
   <w:style w:type="character" w:default="1" w:styleId="Fuentedeprrafopredeter">
     <w:name w:val="Default Paragraph Font"/>
     <w:uiPriority w:val="1"/>
-    <w:semiHidden/>
     <w:unhideWhenUsed/>
   </w:style>
   <w:style w:type="table" w:default="1" w:styleId="Tablanormal">
@@ -11327,6 +10701,7 @@
   <w:style w:type="paragraph" w:styleId="Textoindependiente">
     <w:name w:val="Body Text"/>
     <w:basedOn w:val="Normal"/>
+    <w:link w:val="TextoindependienteCar"/>
     <w:autoRedefine/>
     <w:qFormat/>
     <w:rsid w:val="005A0A0C"/>
@@ -11344,7 +10719,7 @@
     <w:next w:val="Textoindependiente"/>
     <w:autoRedefine/>
     <w:qFormat/>
-    <w:rsid w:val="005A0A0C"/>
+    <w:rsid w:val="00644248"/>
     <w:pPr>
       <w:spacing w:before="120" w:after="120"/>
       <w:jc w:val="both"/>
@@ -11942,6 +11317,17 @@
       <w:bCs/>
     </w:rPr>
   </w:style>
+  <w:style w:type="character" w:customStyle="1" w:styleId="TextoindependienteCar">
+    <w:name w:val="Texto independiente Car"/>
+    <w:basedOn w:val="Fuentedeprrafopredeter"/>
+    <w:link w:val="Textoindependiente"/>
+    <w:rsid w:val="00644248"/>
+    <w:rPr>
+      <w:rFonts w:ascii="Cambria Math" w:hAnsi="Cambria Math"/>
+      <w:i/>
+      <w:lang w:val="es-CL"/>
+    </w:rPr>
+  </w:style>
 </w:styles>
 </file>
 
@@ -12268,7 +11654,7 @@
 </file>
 
 <file path=customXml/itemProps1.xml><?xml version="1.0" encoding="utf-8"?>
-<ds:datastoreItem xmlns:ds="http://schemas.openxmlformats.org/officeDocument/2006/customXml" ds:itemID="{88FFED79-DB04-4F3E-8DA3-0EF09873EAA9}">
+<ds:datastoreItem xmlns:ds="http://schemas.openxmlformats.org/officeDocument/2006/customXml" ds:itemID="{D0967F5F-83F2-4CC5-BB67-30A199A42206}">
   <ds:schemaRefs>
     <ds:schemaRef ds:uri="http://schemas.openxmlformats.org/officeDocument/2006/bibliography"/>
   </ds:schemaRefs>

--- a/01_Termodinamica_TeoriaAtomicaPrecuantica/Summaries/Copy.docx
+++ b/01_Termodinamica_TeoriaAtomicaPrecuantica/Summaries/Copy.docx
@@ -123,7 +123,10 @@
         <w:t>gunta sin respuesta</w:t>
       </w:r>
       <w:r>
-        <w:t xml:space="preserve">: ¿tienen los átomos existencia física real, o son solo una herramienta matemática </w:t>
+        <w:t>,</w:t>
+      </w:r>
+      <w:r>
+        <w:t xml:space="preserve"> ¿tienen los átomos existencia física real, o son solo una herramienta matemática </w:t>
       </w:r>
       <w:r>
         <w:rPr>
@@ -132,7 +135,13 @@
         <w:t>conveniente</w:t>
       </w:r>
       <w:r>
-        <w:t xml:space="preserve">? Este informe sigue </w:t>
+        <w:t>?</w:t>
+      </w:r>
+      <w:r>
+        <w:t xml:space="preserve"> </w:t>
+      </w:r>
+      <w:r>
+        <w:t xml:space="preserve">Este informe sigue </w:t>
       </w:r>
       <w:r>
         <w:t>la</w:t>
@@ -153,10 +162,10 @@
         <w:t xml:space="preserve">que lleva </w:t>
       </w:r>
       <w:r>
-        <w:t xml:space="preserve">a su resolución, </w:t>
-      </w:r>
-      <w:r>
-        <w:t>partiendo</w:t>
+        <w:t>a su resolución. P</w:t>
+      </w:r>
+      <w:r>
+        <w:t>artiendo</w:t>
       </w:r>
       <w:r>
         <w:t xml:space="preserve"> de </w:t>
@@ -182,9 +191,6 @@
       </w:r>
       <m:oMath>
         <m:r>
-          <m:rPr>
-            <m:sty m:val="bi"/>
-          </m:rPr>
           <w:rPr>
             <w:rFonts w:ascii="Cambria Math" w:hAnsi="Cambria Math"/>
           </w:rPr>
@@ -195,15 +201,11 @@
             <m:ctrlPr>
               <w:rPr>
                 <w:rFonts w:ascii="Cambria Math" w:hAnsi="Cambria Math"/>
-                <w:b/>
               </w:rPr>
             </m:ctrlPr>
           </m:sSubPr>
           <m:e>
             <m:r>
-              <m:rPr>
-                <m:sty m:val="bi"/>
-              </m:rPr>
               <w:rPr>
                 <w:rFonts w:ascii="Cambria Math" w:hAnsi="Cambria Math"/>
               </w:rPr>
@@ -212,9 +214,6 @@
           </m:e>
           <m:sub>
             <m:r>
-              <m:rPr>
-                <m:sty m:val="bi"/>
-              </m:rPr>
               <w:rPr>
                 <w:rFonts w:ascii="Cambria Math" w:hAnsi="Cambria Math"/>
               </w:rPr>
@@ -223,9 +222,6 @@
           </m:sub>
         </m:sSub>
         <m:r>
-          <m:rPr>
-            <m:sty m:val="bi"/>
-          </m:rPr>
           <w:rPr>
             <w:rFonts w:ascii="Cambria Math" w:hAnsi="Cambria Math"/>
           </w:rPr>
@@ -249,7 +245,25 @@
         <w:rPr>
           <w:rFonts w:ascii="Sitka Display" w:hAnsi="Sitka Display"/>
         </w:rPr>
-        <w:t>. Se muestra que el conteo de microestados revela una propiedad fundamental de los átomos: son indistinguibles entre sí. Esta propiedad,</w:t>
+        <w:t>, s</w:t>
+      </w:r>
+      <w:r>
+        <w:rPr>
+          <w:rFonts w:ascii="Sitka Display" w:hAnsi="Sitka Display"/>
+        </w:rPr>
+        <w:t>e muestra que el conteo de microestados revela una propiedad fundamental de los átomos</w:t>
+      </w:r>
+      <w:r>
+        <w:rPr>
+          <w:rFonts w:ascii="Sitka Display" w:hAnsi="Sitka Display"/>
+        </w:rPr>
+        <w:t>; estos</w:t>
+      </w:r>
+      <w:r>
+        <w:rPr>
+          <w:rFonts w:ascii="Sitka Display" w:hAnsi="Sitka Display"/>
+        </w:rPr>
+        <w:t xml:space="preserve"> son indistinguibles entre sí. Esta propiedad,</w:t>
       </w:r>
       <w:r>
         <w:t xml:space="preserve"> conocida </w:t>
@@ -276,7 +290,13 @@
         <w:t>Planck</w:t>
       </w:r>
       <w:r>
-        <w:t xml:space="preserve"> para calcular la entropía absoluta de un gas (fórmula de </w:t>
+        <w:t xml:space="preserve"> para calcular </w:t>
+      </w:r>
+      <w:r>
+        <w:t xml:space="preserve">la entropía absoluta de un gas mediante la </w:t>
+      </w:r>
+      <w:r>
+        <w:t xml:space="preserve">fórmula de </w:t>
       </w:r>
       <w:r>
         <w:rPr>
@@ -285,7 +305,13 @@
         <w:t>Sackur-Tetrode</w:t>
       </w:r>
       <w:r>
-        <w:t xml:space="preserve">), conectando la termodinámica clásica con la física cuántica antes de que esta existiera como disciplina. Finalmente, </w:t>
+        <w:t xml:space="preserve">, conectando </w:t>
+      </w:r>
+      <w:r>
+        <w:t xml:space="preserve">así </w:t>
+      </w:r>
+      <w:r>
+        <w:t xml:space="preserve">la termodinámica clásica con la física cuántica antes de que esta existiera como disciplina. Finalmente, </w:t>
       </w:r>
       <w:r>
         <w:rPr>
@@ -294,7 +320,7 @@
         <w:t>Einstein</w:t>
       </w:r>
       <w:r>
-        <w:t xml:space="preserve"> (1905) traduce la hipótesis atómica en una predicción directamente medible a través del movimiento browniano, y </w:t>
+        <w:t xml:space="preserve"> (1905) traduce la hipótesis atómica en una predicción medible a través del movimiento browniano, y </w:t>
       </w:r>
       <w:r>
         <w:rPr>
@@ -303,7 +329,16 @@
         <w:t>Perrin</w:t>
       </w:r>
       <w:r>
-        <w:t xml:space="preserve"> (1908) la verifica en el laboratorio, determinando el número de Avogadro y cerrando el debate sobre la realidad de los átomos.</w:t>
+        <w:t xml:space="preserve"> (1908) la verifica </w:t>
+      </w:r>
+      <w:r>
+        <w:t xml:space="preserve">experimentalmente </w:t>
+      </w:r>
+      <w:r>
+        <w:t xml:space="preserve">en el </w:t>
+      </w:r>
+      <w:r>
+        <w:t>laboratorio, determinando el número de Avogadro y cerrando el debate sobre la realidad de los átomos.</w:t>
       </w:r>
     </w:p>
     <w:p>
@@ -557,7 +592,13 @@
         <w:t>saria para explicar la entropía, m</w:t>
       </w:r>
       <w:r>
-        <w:t>urió en 1906 sin ver la resolución del debate. Einstein la publicó en 1905, y Perrin la confirmó entre 1908 y 1909. La fórmula de Boltzmann</w:t>
+        <w:t>urió en 1906 sin ver la resolución del deba</w:t>
+      </w:r>
+      <w:r>
+        <w:t>te. Einstein la publicó en 1905</w:t>
+      </w:r>
+      <w:r>
+        <w:t xml:space="preserve"> y Perrin la confirmó entre 1908 y 1909. La fórmula de Boltzmann</w:t>
       </w:r>
       <w:r>
         <w:t xml:space="preserve"> </w:t>
@@ -595,7 +636,10 @@
         </w:rPr>
       </w:pPr>
       <w:r>
-        <w:t xml:space="preserve">La segunda ley establece que los procesos espontáneos tienen una dirección preferida. Clausius la capturó con el teorema del ciclo: </w:t>
+        <w:t>La segunda ley establece que los procesos espontáneos tienen una dirección preferida. Clausius la ca</w:t>
+      </w:r>
+      <w:r>
+        <w:t xml:space="preserve">pturó con el teorema del ciclo </w:t>
       </w:r>
       <m:oMath>
         <m:r>
@@ -774,14 +818,7 @@
             <w:rFonts w:ascii="Cambria Math" w:hAnsi="Cambria Math"/>
             <w:lang w:eastAsia="zh-CN"/>
           </w:rPr>
-          <m:t xml:space="preserve">  </m:t>
-        </m:r>
-        <m:r>
-          <w:rPr>
-            <w:rFonts w:ascii="Cambria Math" w:hAnsi="Cambria Math"/>
-            <w:lang w:eastAsia="zh-CN"/>
-          </w:rPr>
-          <m:t>dU=T dS-P dV ⇒ dS=</m:t>
+          <m:t xml:space="preserve">  dU=T dS-P dV ⇒ dS=</m:t>
         </m:r>
         <m:f>
           <m:fPr>
@@ -1725,7 +1762,19 @@
         <w:pStyle w:val="FirstParagraph"/>
       </w:pPr>
       <w:r>
-        <w:t>Si los átomos existen, el estado de un sistema queda determinado por las posiciones y vel</w:t>
+        <w:t>Si</w:t>
+      </w:r>
+      <w:r>
+        <w:t xml:space="preserve"> consideramos que</w:t>
+      </w:r>
+      <w:r>
+        <w:t xml:space="preserve"> los átomos existen, el estado de un sistema </w:t>
+      </w:r>
+      <w:r>
+        <w:t>está</w:t>
+      </w:r>
+      <w:r>
+        <w:t xml:space="preserve"> determinado por las posiciones y vel</w:t>
       </w:r>
       <w:r>
         <w:t>ocidades de todas sus partículas, donde, a</w:t>
@@ -1747,7 +1796,10 @@
         <w:t>microestados</w:t>
       </w:r>
       <w:r>
-        <w:t>. Boltzmann (1877) propuso que la entropía mide ese número:</w:t>
+        <w:t xml:space="preserve">. Boltzmann (1877) propuso </w:t>
+      </w:r>
+      <w:r>
+        <w:t>que la entropía mide ese número,</w:t>
       </w:r>
       <w:r>
         <w:t xml:space="preserve"> </w:t>
@@ -5814,7 +5866,13 @@
         </m:d>
       </m:oMath>
       <w:r>
-        <w:t xml:space="preserve">, que sí es extensiva. La paradoja desaparece: </w:t>
+        <w:t>, que sí es ex</w:t>
+      </w:r>
+      <w:r>
+        <w:t>tensiva. La paradoja desaparece,</w:t>
+      </w:r>
+      <w:r>
+        <w:t xml:space="preserve"> </w:t>
       </w:r>
       <m:oMath>
         <m:r>
@@ -5876,7 +5934,13 @@
         <w:t xml:space="preserve"> </w:t>
       </w:r>
       <w:r>
-        <w:t>La indistinguibilidad de los átomos, introducida aquí como corrección estadística</w:t>
+        <w:t>La i</w:t>
+      </w:r>
+      <w:r>
+        <w:t>ndistinguibilidad de los átomos</w:t>
+      </w:r>
+      <w:r>
+        <w:t xml:space="preserve"> introducida como corrección estadística</w:t>
       </w:r>
       <w:r>
         <w:t>,</w:t>
@@ -5937,7 +6001,7 @@
       <w:bookmarkEnd w:id="10"/>
       <w:r>
         <w:lastRenderedPageBreak/>
-        <w:t>4. La fórmula de Sackur-Tetrode: la constante de Planck en la entropía clásica</w:t>
+        <w:t>4. La fórmula de Sackur-Tetrode</w:t>
       </w:r>
     </w:p>
     <w:p>
@@ -5962,10 +6026,17 @@
         <m:oMath>
           <m:sSub>
             <m:sSubPr>
-              <m:ctrlPr/>
+              <m:ctrlPr>
+                <w:rPr>
+                  <w:sz w:val="22"/>
+                </w:rPr>
+              </m:ctrlPr>
             </m:sSubPr>
             <m:e>
               <m:r>
+                <w:rPr>
+                  <w:sz w:val="22"/>
+                </w:rPr>
                 <m:t>S</m:t>
               </m:r>
             </m:e>
@@ -5975,6 +6046,7 @@
                   <m:nor/>
                 </m:rPr>
                 <w:rPr>
+                  <w:sz w:val="22"/>
                   <w:lang w:val="en-GB"/>
                 </w:rPr>
                 <m:t>ST</m:t>
@@ -5983,24 +6055,38 @@
           </m:sSub>
           <m:r>
             <w:rPr>
+              <w:sz w:val="22"/>
               <w:lang w:val="en-GB"/>
             </w:rPr>
             <m:t>=</m:t>
           </m:r>
           <m:r>
+            <w:rPr>
+              <w:sz w:val="22"/>
+            </w:rPr>
             <m:t>N</m:t>
           </m:r>
           <m:sSub>
             <m:sSubPr>
-              <m:ctrlPr/>
+              <m:ctrlPr>
+                <w:rPr>
+                  <w:sz w:val="22"/>
+                </w:rPr>
+              </m:ctrlPr>
             </m:sSubPr>
             <m:e>
               <m:r>
+                <w:rPr>
+                  <w:sz w:val="22"/>
+                </w:rPr>
                 <m:t>k</m:t>
               </m:r>
             </m:e>
             <m:sub>
               <m:r>
+                <w:rPr>
+                  <w:sz w:val="22"/>
+                </w:rPr>
                 <m:t>B</m:t>
               </m:r>
             </m:sub>
@@ -6009,86 +6095,139 @@
             <m:dPr>
               <m:begChr m:val="["/>
               <m:endChr m:val="]"/>
-              <m:ctrlPr/>
+              <m:ctrlPr>
+                <w:rPr>
+                  <w:sz w:val="22"/>
+                </w:rPr>
+              </m:ctrlPr>
             </m:dPr>
             <m:e>
               <m:r>
                 <w:rPr>
+                  <w:sz w:val="22"/>
                   <w:lang w:val="en-GB"/>
                 </w:rPr>
                 <m:t>ln</m:t>
               </m:r>
               <m:d>
                 <m:dPr>
-                  <m:ctrlPr/>
+                  <m:ctrlPr>
+                    <w:rPr>
+                      <w:sz w:val="22"/>
+                    </w:rPr>
+                  </m:ctrlPr>
                 </m:dPr>
                 <m:e>
                   <m:f>
                     <m:fPr>
-                      <m:ctrlPr/>
+                      <m:ctrlPr>
+                        <w:rPr>
+                          <w:sz w:val="22"/>
+                        </w:rPr>
+                      </m:ctrlPr>
                     </m:fPr>
                     <m:num>
                       <m:r>
+                        <w:rPr>
+                          <w:sz w:val="22"/>
+                        </w:rPr>
                         <m:t>V</m:t>
                       </m:r>
                     </m:num>
                     <m:den>
                       <m:r>
+                        <w:rPr>
+                          <w:sz w:val="22"/>
+                        </w:rPr>
                         <m:t>N</m:t>
                       </m:r>
                     </m:den>
                   </m:f>
                   <m:sSup>
                     <m:sSupPr>
-                      <m:ctrlPr/>
+                      <m:ctrlPr>
+                        <w:rPr>
+                          <w:sz w:val="22"/>
+                        </w:rPr>
+                      </m:ctrlPr>
                     </m:sSupPr>
                     <m:e>
                       <m:d>
                         <m:dPr>
-                          <m:ctrlPr/>
+                          <m:ctrlPr>
+                            <w:rPr>
+                              <w:sz w:val="22"/>
+                            </w:rPr>
+                          </m:ctrlPr>
                         </m:dPr>
                         <m:e>
                           <m:f>
                             <m:fPr>
-                              <m:ctrlPr/>
+                              <m:ctrlPr>
+                                <w:rPr>
+                                  <w:sz w:val="22"/>
+                                </w:rPr>
+                              </m:ctrlPr>
                             </m:fPr>
                             <m:num>
                               <m:r>
                                 <w:rPr>
+                                  <w:sz w:val="22"/>
                                   <w:lang w:val="en-GB"/>
                                 </w:rPr>
                                 <m:t>2</m:t>
                               </m:r>
                               <m:r>
+                                <w:rPr>
+                                  <w:sz w:val="22"/>
+                                </w:rPr>
                                 <m:t>πm</m:t>
                               </m:r>
                               <m:sSub>
                                 <m:sSubPr>
-                                  <m:ctrlPr/>
+                                  <m:ctrlPr>
+                                    <w:rPr>
+                                      <w:sz w:val="22"/>
+                                    </w:rPr>
+                                  </m:ctrlPr>
                                 </m:sSubPr>
                                 <m:e>
                                   <m:r>
+                                    <w:rPr>
+                                      <w:sz w:val="22"/>
+                                    </w:rPr>
                                     <m:t>k</m:t>
                                   </m:r>
                                 </m:e>
                                 <m:sub>
                                   <m:r>
+                                    <w:rPr>
+                                      <w:sz w:val="22"/>
+                                    </w:rPr>
                                     <m:t>B</m:t>
                                   </m:r>
                                 </m:sub>
                               </m:sSub>
                               <m:r>
+                                <w:rPr>
+                                  <w:sz w:val="22"/>
+                                </w:rPr>
                                 <m:t>T</m:t>
                               </m:r>
                             </m:num>
                             <m:den>
                               <m:sSup>
                                 <m:sSupPr>
-                                  <m:ctrlPr/>
+                                  <m:ctrlPr>
+                                    <w:rPr>
+                                      <w:sz w:val="22"/>
+                                    </w:rPr>
+                                  </m:ctrlPr>
                                 </m:sSupPr>
                                 <m:e>
                                   <m:r>
                                     <w:rPr>
+                                      <w:sz w:val="22"/>
                                       <w:lang w:val="en-GB"/>
                                     </w:rPr>
                                     <m:t>h</m:t>
@@ -6097,6 +6236,7 @@
                                 <m:sup>
                                   <m:r>
                                     <w:rPr>
+                                      <w:sz w:val="22"/>
                                       <w:lang w:val="en-GB"/>
                                     </w:rPr>
                                     <m:t>2</m:t>
@@ -6113,6 +6253,7 @@
                         <m:fPr>
                           <m:ctrlPr>
                             <w:rPr>
+                              <w:sz w:val="22"/>
                               <w:lang w:val="en-GB"/>
                             </w:rPr>
                           </m:ctrlPr>
@@ -6120,6 +6261,7 @@
                         <m:num>
                           <m:r>
                             <w:rPr>
+                              <w:sz w:val="22"/>
                               <w:lang w:val="en-GB"/>
                             </w:rPr>
                             <m:t>3</m:t>
@@ -6128,6 +6270,7 @@
                         <m:den>
                           <m:r>
                             <w:rPr>
+                              <w:sz w:val="22"/>
                               <w:lang w:val="en-GB"/>
                             </w:rPr>
                             <m:t>2</m:t>
@@ -6140,17 +6283,23 @@
               </m:d>
               <m:r>
                 <w:rPr>
+                  <w:sz w:val="22"/>
                   <w:lang w:val="en-GB"/>
                 </w:rPr>
                 <m:t>+</m:t>
               </m:r>
               <m:f>
                 <m:fPr>
-                  <m:ctrlPr/>
+                  <m:ctrlPr>
+                    <w:rPr>
+                      <w:sz w:val="22"/>
+                    </w:rPr>
+                  </m:ctrlPr>
                 </m:fPr>
                 <m:num>
                   <m:r>
                     <w:rPr>
+                      <w:sz w:val="22"/>
                       <w:lang w:val="en-GB"/>
                     </w:rPr>
                     <m:t>5</m:t>
@@ -6159,6 +6308,7 @@
                 <m:den>
                   <m:r>
                     <w:rPr>
+                      <w:sz w:val="22"/>
                       <w:lang w:val="en-GB"/>
                     </w:rPr>
                     <m:t>2</m:t>
@@ -6169,24 +6319,38 @@
           </m:d>
           <m:r>
             <w:rPr>
+              <w:sz w:val="22"/>
               <w:lang w:val="en-GB"/>
             </w:rPr>
             <m:t>⟶</m:t>
           </m:r>
           <m:r>
+            <w:rPr>
+              <w:sz w:val="22"/>
+            </w:rPr>
             <m:t>N</m:t>
           </m:r>
           <m:sSub>
             <m:sSubPr>
-              <m:ctrlPr/>
+              <m:ctrlPr>
+                <w:rPr>
+                  <w:sz w:val="22"/>
+                </w:rPr>
+              </m:ctrlPr>
             </m:sSubPr>
             <m:e>
               <m:r>
+                <w:rPr>
+                  <w:sz w:val="22"/>
+                </w:rPr>
                 <m:t>k</m:t>
               </m:r>
             </m:e>
             <m:sub>
               <m:r>
+                <w:rPr>
+                  <w:sz w:val="22"/>
+                </w:rPr>
                 <m:t>B</m:t>
               </m:r>
             </m:sub>
@@ -6195,74 +6359,115 @@
             <m:dPr>
               <m:begChr m:val="["/>
               <m:endChr m:val="]"/>
-              <m:ctrlPr/>
+              <m:ctrlPr>
+                <w:rPr>
+                  <w:sz w:val="22"/>
+                </w:rPr>
+              </m:ctrlPr>
             </m:dPr>
             <m:e>
               <m:r>
                 <w:rPr>
+                  <w:sz w:val="22"/>
                   <w:lang w:val="en-GB"/>
                 </w:rPr>
                 <m:t>ln</m:t>
               </m:r>
               <m:d>
                 <m:dPr>
-                  <m:ctrlPr/>
+                  <m:ctrlPr>
+                    <w:rPr>
+                      <w:sz w:val="22"/>
+                    </w:rPr>
+                  </m:ctrlPr>
                 </m:dPr>
                 <m:e>
                   <m:f>
                     <m:fPr>
-                      <m:ctrlPr/>
+                      <m:ctrlPr>
+                        <w:rPr>
+                          <w:sz w:val="22"/>
+                        </w:rPr>
+                      </m:ctrlPr>
                     </m:fPr>
                     <m:num>
                       <m:r>
+                        <w:rPr>
+                          <w:sz w:val="22"/>
+                        </w:rPr>
                         <m:t>V</m:t>
                       </m:r>
                     </m:num>
                     <m:den>
                       <m:r>
+                        <w:rPr>
+                          <w:sz w:val="22"/>
+                        </w:rPr>
                         <m:t>N</m:t>
                       </m:r>
                     </m:den>
                   </m:f>
                   <m:sSup>
                     <m:sSupPr>
-                      <m:ctrlPr/>
+                      <m:ctrlPr>
+                        <w:rPr>
+                          <w:sz w:val="22"/>
+                        </w:rPr>
+                      </m:ctrlPr>
                     </m:sSupPr>
                     <m:e>
                       <m:d>
                         <m:dPr>
-                          <m:ctrlPr/>
+                          <m:ctrlPr>
+                            <w:rPr>
+                              <w:sz w:val="22"/>
+                            </w:rPr>
+                          </m:ctrlPr>
                         </m:dPr>
                         <m:e>
                           <m:f>
                             <m:fPr>
-                              <m:ctrlPr/>
+                              <m:ctrlPr>
+                                <w:rPr>
+                                  <w:sz w:val="22"/>
+                                </w:rPr>
+                              </m:ctrlPr>
                             </m:fPr>
                             <m:num>
                               <m:r>
                                 <w:rPr>
+                                  <w:sz w:val="22"/>
                                   <w:lang w:val="en-GB"/>
                                 </w:rPr>
                                 <m:t>4</m:t>
                               </m:r>
                               <m:r>
+                                <w:rPr>
+                                  <w:sz w:val="22"/>
+                                </w:rPr>
                                 <m:t>πmU</m:t>
                               </m:r>
                             </m:num>
                             <m:den>
                               <m:r>
                                 <w:rPr>
+                                  <w:sz w:val="22"/>
                                   <w:lang w:val="en-GB"/>
                                 </w:rPr>
                                 <m:t>3</m:t>
                               </m:r>
                               <m:sSup>
                                 <m:sSupPr>
-                                  <m:ctrlPr/>
+                                  <m:ctrlPr>
+                                    <w:rPr>
+                                      <w:sz w:val="22"/>
+                                    </w:rPr>
+                                  </m:ctrlPr>
                                 </m:sSupPr>
                                 <m:e>
                                   <m:r>
                                     <w:rPr>
+                                      <w:sz w:val="22"/>
                                       <w:lang w:val="en-GB"/>
                                     </w:rPr>
                                     <m:t>h</m:t>
@@ -6271,6 +6476,7 @@
                                 <m:sup>
                                   <m:r>
                                     <w:rPr>
+                                      <w:sz w:val="22"/>
                                       <w:lang w:val="en-GB"/>
                                     </w:rPr>
                                     <m:t>2</m:t>
@@ -6278,6 +6484,9 @@
                                 </m:sup>
                               </m:sSup>
                               <m:r>
+                                <w:rPr>
+                                  <w:sz w:val="22"/>
+                                </w:rPr>
                                 <m:t>N</m:t>
                               </m:r>
                             </m:den>
@@ -6288,11 +6497,16 @@
                     <m:sup>
                       <m:f>
                         <m:fPr>
-                          <m:ctrlPr/>
+                          <m:ctrlPr>
+                            <w:rPr>
+                              <w:sz w:val="22"/>
+                            </w:rPr>
+                          </m:ctrlPr>
                         </m:fPr>
                         <m:num>
                           <m:r>
                             <w:rPr>
+                              <w:sz w:val="22"/>
                               <w:lang w:val="en-GB"/>
                             </w:rPr>
                             <m:t>3</m:t>
@@ -6301,6 +6515,7 @@
                         <m:den>
                           <m:r>
                             <w:rPr>
+                              <w:sz w:val="22"/>
                               <w:lang w:val="en-GB"/>
                             </w:rPr>
                             <m:t>2</m:t>
@@ -6313,17 +6528,23 @@
               </m:d>
               <m:r>
                 <w:rPr>
+                  <w:sz w:val="22"/>
                   <w:lang w:val="en-GB"/>
                 </w:rPr>
                 <m:t>+</m:t>
               </m:r>
               <m:f>
                 <m:fPr>
-                  <m:ctrlPr/>
+                  <m:ctrlPr>
+                    <w:rPr>
+                      <w:sz w:val="22"/>
+                    </w:rPr>
+                  </m:ctrlPr>
                 </m:fPr>
                 <m:num>
                   <m:r>
                     <w:rPr>
+                      <w:sz w:val="22"/>
                       <w:lang w:val="en-GB"/>
                     </w:rPr>
                     <m:t>5</m:t>
@@ -6332,6 +6553,7 @@
                 <m:den>
                   <m:r>
                     <w:rPr>
+                      <w:sz w:val="22"/>
                       <w:lang w:val="en-GB"/>
                     </w:rPr>
                     <m:t>2</m:t>
@@ -6502,13 +6724,7 @@
             <w:rPr>
               <w:rFonts w:ascii="Cambria Math" w:hAnsi="Cambria Math"/>
             </w:rPr>
-            <m:t>=</m:t>
-          </m:r>
-          <m:r>
-            <w:rPr>
-              <w:rFonts w:ascii="Cambria Math" w:hAnsi="Cambria Math"/>
-            </w:rPr>
-            <m:t>S</m:t>
+            <m:t>=S</m:t>
           </m:r>
           <m:d>
             <m:dPr>
@@ -6523,37 +6739,7 @@
                 <w:rPr>
                   <w:rFonts w:ascii="Cambria Math" w:hAnsi="Cambria Math"/>
                 </w:rPr>
-                <m:t>2</m:t>
-              </m:r>
-              <m:r>
-                <w:rPr>
-                  <w:rFonts w:ascii="Cambria Math" w:hAnsi="Cambria Math"/>
-                </w:rPr>
-                <m:t>N</m:t>
-              </m:r>
-              <m:r>
-                <w:rPr>
-                  <w:rFonts w:ascii="Cambria Math" w:hAnsi="Cambria Math"/>
-                </w:rPr>
-                <m:t>,2</m:t>
-              </m:r>
-              <m:r>
-                <w:rPr>
-                  <w:rFonts w:ascii="Cambria Math" w:hAnsi="Cambria Math"/>
-                </w:rPr>
-                <m:t>V</m:t>
-              </m:r>
-              <m:r>
-                <w:rPr>
-                  <w:rFonts w:ascii="Cambria Math" w:hAnsi="Cambria Math"/>
-                </w:rPr>
-                <m:t>,</m:t>
-              </m:r>
-              <m:r>
-                <w:rPr>
-                  <w:rFonts w:ascii="Cambria Math" w:hAnsi="Cambria Math"/>
-                </w:rPr>
-                <m:t>T</m:t>
+                <m:t>2N,2V,T</m:t>
               </m:r>
             </m:e>
           </m:d>
@@ -6561,13 +6747,7 @@
             <w:rPr>
               <w:rFonts w:ascii="Cambria Math" w:hAnsi="Cambria Math"/>
             </w:rPr>
-            <m:t>-2</m:t>
-          </m:r>
-          <m:r>
-            <w:rPr>
-              <w:rFonts w:ascii="Cambria Math" w:hAnsi="Cambria Math"/>
-            </w:rPr>
-            <m:t>S</m:t>
+            <m:t>-2S</m:t>
           </m:r>
           <m:d>
             <m:dPr>
@@ -6582,31 +6762,7 @@
                 <w:rPr>
                   <w:rFonts w:ascii="Cambria Math" w:hAnsi="Cambria Math"/>
                 </w:rPr>
-                <m:t>N</m:t>
-              </m:r>
-              <m:r>
-                <w:rPr>
-                  <w:rFonts w:ascii="Cambria Math" w:hAnsi="Cambria Math"/>
-                </w:rPr>
-                <m:t>,</m:t>
-              </m:r>
-              <m:r>
-                <w:rPr>
-                  <w:rFonts w:ascii="Cambria Math" w:hAnsi="Cambria Math"/>
-                </w:rPr>
-                <m:t>V</m:t>
-              </m:r>
-              <m:r>
-                <w:rPr>
-                  <w:rFonts w:ascii="Cambria Math" w:hAnsi="Cambria Math"/>
-                </w:rPr>
-                <m:t>,</m:t>
-              </m:r>
-              <m:r>
-                <w:rPr>
-                  <w:rFonts w:ascii="Cambria Math" w:hAnsi="Cambria Math"/>
-                </w:rPr>
-                <m:t>T</m:t>
+                <m:t>N,V,T</m:t>
               </m:r>
             </m:e>
           </m:d>
@@ -6738,13 +6894,7 @@
           <w:rPr>
             <w:rFonts w:ascii="Cambria Math" w:hAnsi="Cambria Math"/>
           </w:rPr>
-          <m:t>T</m:t>
-        </m:r>
-        <m:r>
-          <w:rPr>
-            <w:rFonts w:ascii="Cambria Math" w:hAnsi="Cambria Math"/>
-          </w:rPr>
-          <m:t>,</m:t>
+          <m:t>T,</m:t>
         </m:r>
       </m:oMath>
       <w:r>
@@ -6926,13 +7076,7 @@
         <w:t xml:space="preserve"> como herramienta de interpolación entre los dos límites conocidos del espectro, y fue forzado a postular que la energía de los osciladores solo puede tomar valores discretos</w:t>
       </w:r>
       <w:r>
-        <w:t xml:space="preserve"> (cuantos)</w:t>
-      </w:r>
-      <w:r>
-        <w:t>:</w:t>
-      </w:r>
-      <w:r>
-        <w:t xml:space="preserve"> </w:t>
+        <w:t xml:space="preserve"> (cuantos) </w:t>
       </w:r>
       <m:oMath>
         <m:sSub>
@@ -6971,10 +7115,7 @@
         <w:t>. El resultado es la distribución de Planck</w:t>
       </w:r>
       <w:r>
-        <w:t xml:space="preserve">, </w:t>
-      </w:r>
-      <w:r>
-        <w:t xml:space="preserve">que a bajas frecuencias recupera </w:t>
+        <w:t xml:space="preserve">, que a bajas frecuencias recupera </w:t>
       </w:r>
       <m:oMath>
         <m:sSub>
@@ -7120,7 +7261,13 @@
         <w:pStyle w:val="FirstParagraph"/>
       </w:pPr>
       <w:r>
-        <w:t xml:space="preserve">La conexión con la paradoja de Gibbs es directa: en ambos casos, la física clásica sobrecontaba los estados porque trataba como distinguibles objetos que en la naturaleza son idénticos — las moléculas del gas y los cuantos de energía. La corrección </w:t>
+        <w:t xml:space="preserve">La conexión con la paradoja de Gibbs es directa: en ambos casos, la física clásica </w:t>
+      </w:r>
+      <w:r>
+        <w:t>sobre contaba</w:t>
+      </w:r>
+      <w:r>
+        <w:t xml:space="preserve"> los estados porque trataba como distinguibles objetos que en la naturaleza son idénticos — las moléculas del gas y los cuantos de energía. La corrección </w:t>
       </w:r>
       <m:oMath>
         <m:r>
@@ -7566,10 +7713,16 @@
       </w:r>
       <w:r>
         <w:rPr>
+          <w:bCs/>
+        </w:rPr>
+        <w:t>relación de</w:t>
+      </w:r>
+      <w:r>
+        <w:rPr>
           <w:b/>
           <w:bCs/>
         </w:rPr>
-        <w:t>relación de Einstein-Smoluchowski</w:t>
+        <w:t xml:space="preserve"> Einstein-Smoluchowski</w:t>
       </w:r>
       <w:r>
         <w:t>,</w:t>
@@ -7578,10 +7731,7 @@
         <w:t xml:space="preserve"> </w:t>
       </w:r>
       <w:r>
-        <w:t xml:space="preserve">que </w:t>
-      </w:r>
-      <w:r>
-        <w:t>conecta la disipación macroscópica (</w:t>
+        <w:t>que conecta la disipación macroscópica (</w:t>
       </w:r>
       <m:oMath>
         <m:r>
@@ -7648,7 +7798,13 @@
         <w:t>,</w:t>
       </w:r>
       <w:r>
-        <w:t xml:space="preserve"> la disipación viscosa que frena la partícula y las fluctuaciones térmicas que la agitan son dos manifestaciones del mismo fenómeno microscópico.</w:t>
+        <w:t xml:space="preserve"> </w:t>
+      </w:r>
+      <w:r>
+        <w:t xml:space="preserve">donde </w:t>
+      </w:r>
+      <w:r>
+        <w:t>la disipación viscosa que frena la partícula y las fluctuaciones térmicas que la agitan son dos manifestaciones del mismo fenómeno microscópico.</w:t>
       </w:r>
     </w:p>
     <w:p>
@@ -8394,14 +8550,8 @@
     <w:p>
       <w:pPr>
         <w:pStyle w:val="FirstParagraph"/>
-        <w:rPr>
-          <w:sz w:val="22"/>
-        </w:rPr>
-      </w:pPr>
-      <w:r>
-        <w:rPr>
-          <w:sz w:val="22"/>
-        </w:rPr>
+      </w:pPr>
+      <w:r>
         <w:t>El cálculo se realiza en tres pasos:</w:t>
       </w:r>
     </w:p>
@@ -9258,7 +9408,13 @@
         </m:sSup>
       </m:oMath>
       <w:r>
-        <w:t>) con un error menor al 1%. Ante este acuerdo, Wilhelm Ostwald reconoció públicamente la existencia real de los átomos en 1908. Jean Perrin recibió el Premio Nobel de Física en 1926 por esta medición.</w:t>
+        <w:t xml:space="preserve">) con un error menor al 1%. Ante este </w:t>
+      </w:r>
+      <w:r>
+        <w:t>resultado</w:t>
+      </w:r>
+      <w:r>
+        <w:t>, Wilhelm Ostwald reconoció públicamente la existencia real de los átomos en 1908. Jean Perrin recibió el Premio Nobel de Física en 1926 por esta medición.</w:t>
       </w:r>
     </w:p>
     <w:p>
@@ -9287,12 +9443,13 @@
         <w:pStyle w:val="FirstParagraph"/>
       </w:pPr>
       <w:r>
-        <w:t>El módulo responde una pregun</w:t>
-      </w:r>
-      <w:bookmarkStart w:id="17" w:name="_GoBack"/>
-      <w:bookmarkEnd w:id="17"/>
-      <w:r>
-        <w:t>ta concreta: los átomos tienen existencia física real. El camino para llegar a esa respuesta es también el argumento central de la física del siglo XIX hacia el XX.</w:t>
+        <w:t>El módulo responde una pregunta concreta: los átomos tienen existencia física real</w:t>
+      </w:r>
+      <w:r>
+        <w:t>?</w:t>
+      </w:r>
+      <w:r>
+        <w:t>. El camino para llegar a esa respuesta es también el argumento central de la física del siglo XIX hacia el XX.</w:t>
       </w:r>
     </w:p>
     <w:p>
@@ -9300,7 +9457,13 @@
         <w:pStyle w:val="FirstParagraph"/>
       </w:pPr>
       <w:r>
-        <w:t xml:space="preserve">Boltzmann demostró que la entropía macroscópica de Clausius y el logaritmo del número de microestados son la misma cantidad, descritas a distinta escala. Al exigir que ese conteo sea internamente consistente, emergió una propiedad que nadie había anticipado: los átomos idénticos no son distinguibles. Gibbs formalizó esa exigencia, Sackur y Tetrode calcularon el resultado correcto, y al hacerlo introdujeron la constante de </w:t>
+        <w:t>Boltzmann demostró que la entropía macroscópica de Clausius y el logaritmo del número de microestados son la misma cantidad, descritas a distinta escala. Al exigir que ese conteo sea internamente consistente, emergió una propi</w:t>
+      </w:r>
+      <w:r>
+        <w:t>edad que nadie había anticipado,</w:t>
+      </w:r>
+      <w:r>
+        <w:t xml:space="preserve"> los átomos idénticos no son distinguibles. Gibbs formalizó esa exigencia, Sackur y Tetrode calcularon el resultado correcto, y al hacerlo introdujeron la constante de </w:t>
       </w:r>
       <w:r>
         <w:t>Planck</w:t>
@@ -9310,13 +9473,7 @@
           <w:rPr>
             <w:rFonts w:ascii="Cambria Math" w:hAnsi="Cambria Math"/>
           </w:rPr>
-          <m:t xml:space="preserve"> </m:t>
-        </m:r>
-        <m:r>
-          <w:rPr>
-            <w:rFonts w:ascii="Cambria Math" w:hAnsi="Cambria Math"/>
-          </w:rPr>
-          <m:t>h</m:t>
+          <m:t xml:space="preserve"> h</m:t>
         </m:r>
       </m:oMath>
       <w:r>
@@ -9385,7 +9542,13 @@
         <w:pStyle w:val="FirstParagraph"/>
       </w:pPr>
       <w:r>
-        <w:t>Las mismas herramientas que prueban la existencia de los átomos —la estadística de microestados, la indistinguibilidad, la función de partición— apuntan directamente a</w:t>
+        <w:t xml:space="preserve">Las mismas herramientas que prueban la existencia de los átomos —la estadística de microestados, la indistinguibilidad, </w:t>
+      </w:r>
+      <w:r>
+        <w:t xml:space="preserve">y </w:t>
+      </w:r>
+      <w:r>
+        <w:t>la función de partición— apuntan directamente a</w:t>
       </w:r>
       <w:r>
         <w:t>l inicio de la física cuántica</w:t>
@@ -9453,7 +9616,7 @@
       <w:pPr>
         <w:pStyle w:val="Ttulo2"/>
       </w:pPr>
-      <w:bookmarkStart w:id="18" w:name="cinco-preguntas-originales"/>
+      <w:bookmarkStart w:id="17" w:name="cinco-preguntas-originales"/>
       <w:bookmarkEnd w:id="16"/>
       <w:r>
         <w:t>8</w:t>
@@ -9462,7 +9625,7 @@
         <w:t xml:space="preserve">. </w:t>
       </w:r>
       <w:r>
-        <w:t>Problema</w:t>
+        <w:t>Pregunta:</w:t>
       </w:r>
     </w:p>
     <w:p>
@@ -9530,7 +9693,30 @@
         </w:numPr>
       </w:pPr>
       <w:r>
-        <w:t xml:space="preserve">La fórmula de Sackur-Tetrode es válida solo en el límite clásico, donde la longitud de onda de De Broglie de cada partícula es mucho menor que la distancia interparticular. A temperaturas muy bajas, ese supuesto colapsa: las longitudes de onda crecen y las partículas no pueden localizarse individualmente. La corrección cuántica —estadística de Fermi-Dirac para electrones o de Bose-Einstein para bosones— suprime los microestados de alta energía de forma diferente a Boltzmann y garantiza que </w:t>
+        <w:t xml:space="preserve">La fórmula de Sackur-Tetrode es válida solo en el límite clásico, </w:t>
+      </w:r>
+      <w:r>
+        <w:t>donde la longitud de onda de De</w:t>
+      </w:r>
+      <w:r>
+        <w:t>Broglie de cada partícula es mucho menor q</w:t>
+      </w:r>
+      <w:r>
+        <w:t>ue la distancia interparticular; a</w:t>
+      </w:r>
+      <w:r>
+        <w:t xml:space="preserve"> temperaturas </w:t>
+      </w:r>
+      <w:r>
+        <w:t>muy bajas, ese supuesto colapsa,</w:t>
+      </w:r>
+      <w:r>
+        <w:t xml:space="preserve"> las longitudes de onda crecen y las partículas no pueden localizarse individualmente. La corrección cuántica —estadística de Fermi-Dirac para electrones o de Bose-Einstein para bosones— suprime los microestados de alta energía de forma diferente </w:t>
+      </w:r>
+      <w:bookmarkStart w:id="18" w:name="_GoBack"/>
+      <w:bookmarkEnd w:id="18"/>
+      <w:r>
+        <w:t xml:space="preserve">a Boltzmann y garantiza que </w:t>
       </w:r>
       <m:oMath>
         <m:r>
@@ -9562,7 +9748,7 @@
         </w:pict>
       </w:r>
       <w:bookmarkEnd w:id="0"/>
-      <w:bookmarkEnd w:id="18"/>
+      <w:bookmarkEnd w:id="17"/>
     </w:p>
     <w:sectPr>
       <w:pgSz w:w="12240" w:h="15840"/>
@@ -10675,6 +10861,7 @@
   <w:style w:type="character" w:default="1" w:styleId="Fuentedeprrafopredeter">
     <w:name w:val="Default Paragraph Font"/>
     <w:uiPriority w:val="1"/>
+    <w:semiHidden/>
     <w:unhideWhenUsed/>
   </w:style>
   <w:style w:type="table" w:default="1" w:styleId="Tablanormal">
@@ -10719,7 +10906,7 @@
     <w:next w:val="Textoindependiente"/>
     <w:autoRedefine/>
     <w:qFormat/>
-    <w:rsid w:val="00644248"/>
+    <w:rsid w:val="004F3CFF"/>
     <w:pPr>
       <w:spacing w:before="120" w:after="120"/>
       <w:jc w:val="both"/>
@@ -11654,7 +11841,7 @@
 </file>
 
 <file path=customXml/itemProps1.xml><?xml version="1.0" encoding="utf-8"?>
-<ds:datastoreItem xmlns:ds="http://schemas.openxmlformats.org/officeDocument/2006/customXml" ds:itemID="{D0967F5F-83F2-4CC5-BB67-30A199A42206}">
+<ds:datastoreItem xmlns:ds="http://schemas.openxmlformats.org/officeDocument/2006/customXml" ds:itemID="{C3ECE14F-CEA7-47E2-97B7-5AE70D9AE96D}">
   <ds:schemaRefs>
     <ds:schemaRef ds:uri="http://schemas.openxmlformats.org/officeDocument/2006/bibliography"/>
   </ds:schemaRefs>
